--- a/courts/eighth-circuit/south-dakota/federal/bankruptcy-district/adversary-complaint/usage/OUTPUT-adversary-complaint.docx
+++ b/courts/eighth-circuit/south-dakota/federal/bankruptcy-district/adversary-complaint/usage/OUTPUT-adversary-complaint.docx
@@ -11,6 +11,7 @@
       <w:r>
         <w:rPr>
           <w:b/>
+          <w:bCs/>
         </w:rPr>
         <w:t xml:space="preserve">UNITED STATES BANKRUPTCY COURT</w:t>
       </w:r>
@@ -24,6 +25,7 @@
       <w:r>
         <w:rPr>
           <w:b/>
+          <w:bCs/>
         </w:rPr>
         <w:t xml:space="preserve">DISTRICT OF SOUTH DAKOTA</w:t>
       </w:r>
@@ -31,20 +33,14 @@
     <w:tbl>
       <w:tblPr>
         <w:tblW w:w="9360" w:type="dxa"/>
-        <w:tblBorders>
-          <w:top w:val="nil"/>
-          <w:left w:val="nil"/>
-          <w:bottom w:val="nil"/>
-          <w:right w:val="nil"/>
-          <w:insideH w:val="nil"/>
-          <w:insideV w:val="nil"/>
-        </w:tblBorders>
         <w:tblLayout w:type="fixed"/>
         <w:tblCellMar>
+          <w:top w:w="0" w:type="dxa"/>
           <w:left w:w="0" w:type="dxa"/>
+          <w:bottom w:w="0" w:type="dxa"/>
           <w:right w:w="0" w:type="dxa"/>
         </w:tblCellMar>
-        <w:tblLook w:val="0000"/>
+        <w:tblLook w:val="0000" w:firstRow="0" w:lastRow="0" w:firstColumn="0" w:lastColumn="0" w:noHBand="0" w:noVBand="0"/>
       </w:tblPr>
       <w:tblGrid>
         <w:gridCol w:w="4752"/>
@@ -63,6 +59,7 @@
             <w:pPr>
               <w:spacing w:before="0" w:after="0" w:line="276" w:lineRule="exact"/>
               <w:ind w:left="0" w:firstLine="0"/>
+              <w:jc w:val="left"/>
             </w:pPr>
             <w:r>
               <w:t xml:space="preserve">In re:</w:t>
@@ -77,6 +74,7 @@
             <w:pPr>
               <w:spacing w:before="0" w:after="0" w:line="276" w:lineRule="exact"/>
               <w:ind w:left="0" w:firstLine="0"/>
+              <w:jc w:val="left"/>
             </w:pPr>
             <w:r>
               <w:t xml:space="preserve">)</w:t>
@@ -91,9 +89,12 @@
             <w:pPr>
               <w:spacing w:before="0" w:after="0" w:line="276" w:lineRule="exact"/>
               <w:ind w:left="0" w:firstLine="0"/>
+              <w:jc w:val="left"/>
             </w:pPr>
             <w:r>
-              <w:t xml:space="preserve">Bankr. No. 07-50294</w:t>
+              <w:t xml:space="preserve">Bankr. No. 07</w:t>
+              <w:noBreakHyphen/>
+              <w:t xml:space="preserve">50294</w:t>
             </w:r>
           </w:p>
         </w:tc>
@@ -110,6 +111,7 @@
             <w:pPr>
               <w:spacing w:before="0" w:after="0" w:line="276" w:lineRule="exact"/>
               <w:ind w:left="0" w:firstLine="0"/>
+              <w:jc w:val="left"/>
             </w:pPr>
           </w:p>
         </w:tc>
@@ -121,6 +123,7 @@
             <w:pPr>
               <w:spacing w:before="0" w:after="0" w:line="276" w:lineRule="exact"/>
               <w:ind w:left="0" w:firstLine="0"/>
+              <w:jc w:val="left"/>
             </w:pPr>
             <w:r>
               <w:t xml:space="preserve">)</w:t>
@@ -135,6 +138,7 @@
             <w:pPr>
               <w:spacing w:before="0" w:after="0" w:line="276" w:lineRule="exact"/>
               <w:ind w:left="0" w:firstLine="0"/>
+              <w:jc w:val="left"/>
             </w:pPr>
             <w:r>
               <w:t xml:space="preserve">Chapter 7</w:t>
@@ -154,6 +158,7 @@
             <w:pPr>
               <w:spacing w:before="0" w:after="0" w:line="276" w:lineRule="exact"/>
               <w:ind w:left="0" w:firstLine="0"/>
+              <w:jc w:val="left"/>
             </w:pPr>
           </w:p>
         </w:tc>
@@ -165,6 +170,7 @@
             <w:pPr>
               <w:spacing w:before="0" w:after="0" w:line="276" w:lineRule="exact"/>
               <w:ind w:left="0" w:firstLine="0"/>
+              <w:jc w:val="left"/>
             </w:pPr>
             <w:r>
               <w:t xml:space="preserve">)</w:t>
@@ -179,6 +185,7 @@
             <w:pPr>
               <w:spacing w:before="0" w:after="0" w:line="276" w:lineRule="exact"/>
               <w:ind w:left="0" w:firstLine="0"/>
+              <w:jc w:val="left"/>
             </w:pPr>
           </w:p>
         </w:tc>
@@ -195,9 +202,22 @@
             <w:pPr>
               <w:spacing w:before="0" w:after="0" w:line="276" w:lineRule="exact"/>
               <w:ind w:left="0" w:firstLine="0"/>
+              <w:jc w:val="left"/>
             </w:pPr>
             <w:r>
-              <w:t xml:space="preserve">ARLYN MARK ABRAMS</w:t>
+              <w:t xml:space="preserve">ARLYN</w:t>
+            </w:r>
+            <w:r>
+              <w:t xml:space="preserve"> </w:t>
+            </w:r>
+            <w:r>
+              <w:t xml:space="preserve">MARK</w:t>
+            </w:r>
+            <w:r>
+              <w:t xml:space="preserve"> </w:t>
+            </w:r>
+            <w:r>
+              <w:t xml:space="preserve">ABRAMS</w:t>
             </w:r>
           </w:p>
         </w:tc>
@@ -209,6 +229,7 @@
             <w:pPr>
               <w:spacing w:before="0" w:after="0" w:line="276" w:lineRule="exact"/>
               <w:ind w:left="0" w:firstLine="0"/>
+              <w:jc w:val="left"/>
             </w:pPr>
             <w:r>
               <w:t xml:space="preserve">)</w:t>
@@ -223,6 +244,7 @@
             <w:pPr>
               <w:spacing w:before="0" w:after="0" w:line="276" w:lineRule="exact"/>
               <w:ind w:left="0" w:firstLine="0"/>
+              <w:jc w:val="left"/>
             </w:pPr>
           </w:p>
         </w:tc>
@@ -239,6 +261,7 @@
             <w:pPr>
               <w:spacing w:before="0" w:after="0" w:line="276" w:lineRule="exact"/>
               <w:ind w:left="0" w:firstLine="0"/>
+              <w:jc w:val="left"/>
             </w:pPr>
             <w:r>
               <w:t xml:space="preserve">SSN xxx-xx-____</w:t>
@@ -253,6 +276,7 @@
             <w:pPr>
               <w:spacing w:before="0" w:after="0" w:line="276" w:lineRule="exact"/>
               <w:ind w:left="0" w:firstLine="0"/>
+              <w:jc w:val="left"/>
             </w:pPr>
             <w:r>
               <w:t xml:space="preserve">)</w:t>
@@ -267,6 +291,7 @@
             <w:pPr>
               <w:spacing w:before="0" w:after="0" w:line="276" w:lineRule="exact"/>
               <w:ind w:left="0" w:firstLine="0"/>
+              <w:jc w:val="left"/>
             </w:pPr>
           </w:p>
         </w:tc>
@@ -283,6 +308,7 @@
             <w:pPr>
               <w:spacing w:before="0" w:after="0" w:line="276" w:lineRule="exact"/>
               <w:ind w:left="0" w:firstLine="0"/>
+              <w:jc w:val="left"/>
             </w:pPr>
           </w:p>
         </w:tc>
@@ -294,6 +320,7 @@
             <w:pPr>
               <w:spacing w:before="0" w:after="0" w:line="276" w:lineRule="exact"/>
               <w:ind w:left="0" w:firstLine="0"/>
+              <w:jc w:val="left"/>
             </w:pPr>
             <w:r>
               <w:t xml:space="preserve">)</w:t>
@@ -308,6 +335,7 @@
             <w:pPr>
               <w:spacing w:before="0" w:after="0" w:line="276" w:lineRule="exact"/>
               <w:ind w:left="0" w:firstLine="0"/>
+              <w:jc w:val="left"/>
             </w:pPr>
           </w:p>
         </w:tc>
@@ -339,6 +367,7 @@
             <w:pPr>
               <w:spacing w:before="0" w:after="0" w:line="276" w:lineRule="exact"/>
               <w:ind w:left="0" w:firstLine="0"/>
+              <w:jc w:val="left"/>
             </w:pPr>
             <w:r>
               <w:t xml:space="preserve">)</w:t>
@@ -353,6 +382,7 @@
             <w:pPr>
               <w:spacing w:before="0" w:after="0" w:line="276" w:lineRule="exact"/>
               <w:ind w:left="0" w:firstLine="0"/>
+              <w:jc w:val="left"/>
             </w:pPr>
           </w:p>
         </w:tc>
@@ -369,6 +399,7 @@
             <w:pPr>
               <w:spacing w:before="0" w:after="0" w:line="276" w:lineRule="exact"/>
               <w:ind w:left="0" w:firstLine="0"/>
+              <w:jc w:val="left"/>
             </w:pPr>
           </w:p>
         </w:tc>
@@ -380,6 +411,7 @@
             <w:pPr>
               <w:spacing w:before="0" w:after="0" w:line="276" w:lineRule="exact"/>
               <w:ind w:left="0" w:firstLine="0"/>
+              <w:jc w:val="left"/>
             </w:pPr>
             <w:r>
               <w:t xml:space="preserve">)</w:t>
@@ -394,6 +426,7 @@
             <w:pPr>
               <w:spacing w:before="0" w:after="0" w:line="276" w:lineRule="exact"/>
               <w:ind w:left="0" w:firstLine="0"/>
+              <w:jc w:val="left"/>
             </w:pPr>
           </w:p>
         </w:tc>
@@ -410,9 +443,28 @@
             <w:pPr>
               <w:spacing w:before="0" w:after="0" w:line="276" w:lineRule="exact"/>
               <w:ind w:left="0" w:firstLine="0"/>
+              <w:jc w:val="left"/>
             </w:pPr>
             <w:r>
-              <w:t xml:space="preserve">CHASE BANK USA, N.A.</w:t>
+              <w:t xml:space="preserve">CHASE</w:t>
+            </w:r>
+            <w:r>
+              <w:t xml:space="preserve"> </w:t>
+            </w:r>
+            <w:r>
+              <w:t xml:space="preserve">BANK</w:t>
+            </w:r>
+            <w:r>
+              <w:t xml:space="preserve"> </w:t>
+            </w:r>
+            <w:r>
+              <w:t xml:space="preserve">USA,</w:t>
+            </w:r>
+            <w:r>
+              <w:t xml:space="preserve"> </w:t>
+            </w:r>
+            <w:r>
+              <w:t xml:space="preserve">N.A.</w:t>
             </w:r>
           </w:p>
         </w:tc>
@@ -424,6 +476,7 @@
             <w:pPr>
               <w:spacing w:before="0" w:after="0" w:line="276" w:lineRule="exact"/>
               <w:ind w:left="0" w:firstLine="0"/>
+              <w:jc w:val="left"/>
             </w:pPr>
             <w:r>
               <w:t xml:space="preserve">)</w:t>
@@ -438,9 +491,12 @@
             <w:pPr>
               <w:spacing w:before="0" w:after="0" w:line="276" w:lineRule="exact"/>
               <w:ind w:left="0" w:firstLine="0"/>
+              <w:jc w:val="left"/>
             </w:pPr>
             <w:r>
-              <w:t xml:space="preserve">Adv. No. 08-05003</w:t>
+              <w:t xml:space="preserve">Adv. No. 08</w:t>
+              <w:noBreakHyphen/>
+              <w:t xml:space="preserve">05003</w:t>
             </w:r>
           </w:p>
         </w:tc>
@@ -472,6 +528,7 @@
             <w:pPr>
               <w:spacing w:before="0" w:after="0" w:line="276" w:lineRule="exact"/>
               <w:ind w:left="0" w:firstLine="0"/>
+              <w:jc w:val="left"/>
             </w:pPr>
             <w:r>
               <w:t xml:space="preserve">)</w:t>
@@ -486,6 +543,7 @@
             <w:pPr>
               <w:spacing w:before="0" w:after="0" w:line="276" w:lineRule="exact"/>
               <w:ind w:left="0" w:firstLine="0"/>
+              <w:jc w:val="left"/>
             </w:pPr>
           </w:p>
         </w:tc>
@@ -502,6 +560,7 @@
             <w:pPr>
               <w:spacing w:before="0" w:after="0" w:line="276" w:lineRule="exact"/>
               <w:ind w:left="0" w:firstLine="0"/>
+              <w:jc w:val="left"/>
             </w:pPr>
           </w:p>
         </w:tc>
@@ -513,6 +572,7 @@
             <w:pPr>
               <w:spacing w:before="0" w:after="0" w:line="276" w:lineRule="exact"/>
               <w:ind w:left="0" w:firstLine="0"/>
+              <w:jc w:val="left"/>
             </w:pPr>
             <w:r>
               <w:t xml:space="preserve">)</w:t>
@@ -527,6 +587,7 @@
             <w:pPr>
               <w:spacing w:before="0" w:after="0" w:line="276" w:lineRule="exact"/>
               <w:ind w:left="0" w:firstLine="0"/>
+              <w:jc w:val="left"/>
             </w:pPr>
           </w:p>
         </w:tc>
@@ -543,6 +604,7 @@
             <w:pPr>
               <w:spacing w:before="0" w:after="0" w:line="276" w:lineRule="exact"/>
               <w:ind w:left="0" w:firstLine="0"/>
+              <w:jc w:val="left"/>
             </w:pPr>
             <w:r>
               <w:t xml:space="preserve">v.</w:t>
@@ -557,6 +619,7 @@
             <w:pPr>
               <w:spacing w:before="0" w:after="0" w:line="276" w:lineRule="exact"/>
               <w:ind w:left="0" w:firstLine="0"/>
+              <w:jc w:val="left"/>
             </w:pPr>
             <w:r>
               <w:t xml:space="preserve">)</w:t>
@@ -571,6 +634,7 @@
             <w:pPr>
               <w:spacing w:before="0" w:after="0" w:line="276" w:lineRule="exact"/>
               <w:ind w:left="0" w:firstLine="0"/>
+              <w:jc w:val="left"/>
             </w:pPr>
           </w:p>
         </w:tc>
@@ -587,6 +651,7 @@
             <w:pPr>
               <w:spacing w:before="0" w:after="0" w:line="276" w:lineRule="exact"/>
               <w:ind w:left="0" w:firstLine="0"/>
+              <w:jc w:val="left"/>
             </w:pPr>
           </w:p>
         </w:tc>
@@ -598,6 +663,7 @@
             <w:pPr>
               <w:spacing w:before="0" w:after="0" w:line="276" w:lineRule="exact"/>
               <w:ind w:left="0" w:firstLine="0"/>
+              <w:jc w:val="left"/>
             </w:pPr>
             <w:r>
               <w:t xml:space="preserve">)</w:t>
@@ -612,6 +678,7 @@
             <w:pPr>
               <w:spacing w:before="0" w:after="0" w:line="276" w:lineRule="exact"/>
               <w:ind w:left="0" w:firstLine="0"/>
+              <w:jc w:val="left"/>
             </w:pPr>
           </w:p>
         </w:tc>
@@ -628,9 +695,22 @@
             <w:pPr>
               <w:spacing w:before="0" w:after="0" w:line="276" w:lineRule="exact"/>
               <w:ind w:left="0" w:firstLine="0"/>
+              <w:jc w:val="left"/>
             </w:pPr>
             <w:r>
-              <w:t xml:space="preserve">ARLYN MARK ABRAMS</w:t>
+              <w:t xml:space="preserve">ARLYN</w:t>
+            </w:r>
+            <w:r>
+              <w:t xml:space="preserve"> </w:t>
+            </w:r>
+            <w:r>
+              <w:t xml:space="preserve">MARK</w:t>
+            </w:r>
+            <w:r>
+              <w:t xml:space="preserve"> </w:t>
+            </w:r>
+            <w:r>
+              <w:t xml:space="preserve">ABRAMS</w:t>
             </w:r>
           </w:p>
         </w:tc>
@@ -642,6 +722,7 @@
             <w:pPr>
               <w:spacing w:before="0" w:after="0" w:line="276" w:lineRule="exact"/>
               <w:ind w:left="0" w:firstLine="0"/>
+              <w:jc w:val="left"/>
             </w:pPr>
             <w:r>
               <w:t xml:space="preserve">)</w:t>
@@ -656,6 +737,7 @@
             <w:pPr>
               <w:spacing w:before="0" w:after="0" w:line="276" w:lineRule="exact"/>
               <w:ind w:left="0" w:firstLine="0"/>
+              <w:jc w:val="left"/>
             </w:pPr>
           </w:p>
         </w:tc>
@@ -687,6 +769,7 @@
             <w:pPr>
               <w:spacing w:before="0" w:after="0" w:line="276" w:lineRule="exact"/>
               <w:ind w:left="0" w:firstLine="0"/>
+              <w:jc w:val="left"/>
             </w:pPr>
             <w:r>
               <w:t xml:space="preserve">)</w:t>
@@ -701,6 +784,7 @@
             <w:pPr>
               <w:spacing w:before="0" w:after="0" w:line="276" w:lineRule="exact"/>
               <w:ind w:left="0" w:firstLine="0"/>
+              <w:jc w:val="left"/>
             </w:pPr>
           </w:p>
         </w:tc>
@@ -715,316 +799,3023 @@
       <w:r>
         <w:rPr>
           <w:b/>
+          <w:bCs/>
         </w:rPr>
-        <w:t xml:space="preserve">COMPLAINT OBJECTING TO DISCHARGEABILITY OF INDEBTEDNESS (11 U.S.C. § 523)</w:t>
+        <w:t xml:space="preserve">COMPLAINT</w:t>
+      </w:r>
+      <w:r>
+        <w:rPr>
+          <w:b/>
+          <w:bCs/>
+        </w:rPr>
+        <w:t xml:space="preserve"> </w:t>
+      </w:r>
+      <w:r>
+        <w:rPr>
+          <w:b/>
+          <w:bCs/>
+        </w:rPr>
+        <w:t xml:space="preserve">OBJECTING</w:t>
+      </w:r>
+      <w:r>
+        <w:rPr>
+          <w:b/>
+          <w:bCs/>
+        </w:rPr>
+        <w:t xml:space="preserve"> </w:t>
+      </w:r>
+      <w:r>
+        <w:rPr>
+          <w:b/>
+          <w:bCs/>
+        </w:rPr>
+        <w:t xml:space="preserve">TO</w:t>
+      </w:r>
+      <w:r>
+        <w:rPr>
+          <w:b/>
+          <w:bCs/>
+        </w:rPr>
+        <w:t xml:space="preserve"> </w:t>
+      </w:r>
+      <w:r>
+        <w:rPr>
+          <w:b/>
+          <w:bCs/>
+        </w:rPr>
+        <w:t xml:space="preserve">DISCHARGEABILITY</w:t>
+      </w:r>
+      <w:r>
+        <w:rPr>
+          <w:b/>
+          <w:bCs/>
+        </w:rPr>
+        <w:t xml:space="preserve"> </w:t>
+      </w:r>
+      <w:r>
+        <w:rPr>
+          <w:b/>
+          <w:bCs/>
+        </w:rPr>
+        <w:t xml:space="preserve">OF</w:t>
+      </w:r>
+      <w:r>
+        <w:rPr>
+          <w:b/>
+          <w:bCs/>
+        </w:rPr>
+        <w:t xml:space="preserve"> </w:t>
+      </w:r>
+      <w:r>
+        <w:rPr>
+          <w:b/>
+          <w:bCs/>
+        </w:rPr>
+        <w:t xml:space="preserve">INDEBTEDNESS</w:t>
+      </w:r>
+      <w:r>
+        <w:rPr>
+          <w:b/>
+          <w:bCs/>
+        </w:rPr>
+        <w:t xml:space="preserve"> </w:t>
+      </w:r>
+      <w:r>
+        <w:rPr>
+          <w:b/>
+          <w:bCs/>
+        </w:rPr>
+        <w:t xml:space="preserve">(11</w:t>
+      </w:r>
+      <w:r>
+        <w:rPr>
+          <w:b/>
+          <w:bCs/>
+        </w:rPr>
+        <w:t xml:space="preserve"> </w:t>
+      </w:r>
+      <w:r>
+        <w:rPr>
+          <w:b/>
+          <w:bCs/>
+        </w:rPr>
+        <w:t xml:space="preserve">U.S.C.</w:t>
+      </w:r>
+      <w:r>
+        <w:rPr>
+          <w:b/>
+          <w:bCs/>
+        </w:rPr>
+        <w:t xml:space="preserve"> </w:t>
+      </w:r>
+      <w:r>
+        <w:rPr>
+          <w:b/>
+          <w:bCs/>
+        </w:rPr>
+        <w:t xml:space="preserve">§ 523)</w:t>
       </w:r>
     </w:p>
     <w:p>
       <w:pPr>
-        <w:spacing w:before="0" w:after="240" w:line="276" w:lineRule="exact"/>
-        <w:ind w:left="0" w:firstLine="0"/>
+        <w:spacing w:before="240" w:after="240" w:line="276" w:lineRule="exact"/>
+        <w:ind w:left="0" w:firstLine="720"/>
+        <w:jc w:val="left"/>
       </w:pPr>
       <w:r>
-        <w:t xml:space="preserve">COMES NOW Plaintiff, by and through its attorney of record, RICK A. MICKELSON, to allege and complain as follows:</w:t>
+        <w:t xml:space="preserve">COMES</w:t>
+      </w:r>
+      <w:r>
+        <w:t xml:space="preserve"> </w:t>
+      </w:r>
+      <w:r>
+        <w:t xml:space="preserve">NOW</w:t>
+      </w:r>
+      <w:r>
+        <w:t xml:space="preserve"> </w:t>
+      </w:r>
+      <w:r>
+        <w:t xml:space="preserve">Plaintiff,</w:t>
+      </w:r>
+      <w:r>
+        <w:t xml:space="preserve"> </w:t>
+      </w:r>
+      <w:r>
+        <w:t xml:space="preserve">by</w:t>
+      </w:r>
+      <w:r>
+        <w:t xml:space="preserve"> </w:t>
+      </w:r>
+      <w:r>
+        <w:t xml:space="preserve">and</w:t>
+      </w:r>
+      <w:r>
+        <w:t xml:space="preserve"> </w:t>
+      </w:r>
+      <w:r>
+        <w:t xml:space="preserve">through</w:t>
+      </w:r>
+      <w:r>
+        <w:t xml:space="preserve"> </w:t>
+      </w:r>
+      <w:r>
+        <w:t xml:space="preserve">its</w:t>
+      </w:r>
+      <w:r>
+        <w:t xml:space="preserve"> </w:t>
+      </w:r>
+      <w:r>
+        <w:t xml:space="preserve">attorney</w:t>
+      </w:r>
+      <w:r>
+        <w:t xml:space="preserve"> </w:t>
+      </w:r>
+      <w:r>
+        <w:t xml:space="preserve">of</w:t>
+      </w:r>
+      <w:r>
+        <w:t xml:space="preserve"> </w:t>
+      </w:r>
+      <w:r>
+        <w:t xml:space="preserve">record,</w:t>
+      </w:r>
+      <w:r>
+        <w:t xml:space="preserve"> </w:t>
+      </w:r>
+      <w:r>
+        <w:t xml:space="preserve">RICK</w:t>
+      </w:r>
+      <w:r>
+        <w:t xml:space="preserve"> </w:t>
+      </w:r>
+      <w:r>
+        <w:t xml:space="preserve">A.</w:t>
+      </w:r>
+      <w:r>
+        <w:t xml:space="preserve"> </w:t>
+      </w:r>
+      <w:r>
+        <w:t xml:space="preserve">MICKELSON,</w:t>
+      </w:r>
+      <w:r>
+        <w:t xml:space="preserve"> </w:t>
+      </w:r>
+      <w:r>
+        <w:t xml:space="preserve">to</w:t>
+      </w:r>
+      <w:r>
+        <w:t xml:space="preserve"> </w:t>
+      </w:r>
+      <w:r>
+        <w:t xml:space="preserve">allege</w:t>
+      </w:r>
+      <w:r>
+        <w:t xml:space="preserve"> </w:t>
+      </w:r>
+      <w:r>
+        <w:t xml:space="preserve">and</w:t>
+      </w:r>
+      <w:r>
+        <w:t xml:space="preserve"> </w:t>
+      </w:r>
+      <w:r>
+        <w:t xml:space="preserve">complain</w:t>
+      </w:r>
+      <w:r>
+        <w:t xml:space="preserve"> </w:t>
+      </w:r>
+      <w:r>
+        <w:t xml:space="preserve">as</w:t>
+      </w:r>
+      <w:r>
+        <w:t xml:space="preserve"> </w:t>
+      </w:r>
+      <w:r>
+        <w:t xml:space="preserve">follows:</w:t>
       </w:r>
     </w:p>
-    <w:bookmarkStart w:id="20" w:name="i.-parties-and-jurisdiction"/>
     <w:p>
       <w:pPr>
         <w:pStyle w:val="Heading1"/>
+        <w:keepNext/>
+        <w:keepLines/>
+        <w:spacing w:before="360" w:after="240" w:line="276" w:lineRule="exact"/>
+        <w:ind w:left="0" w:firstLine="0"/>
+        <w:jc w:val="center"/>
       </w:pPr>
       <w:r>
-        <w:t xml:space="preserve">I. PARTIES AND JURISDICTION</w:t>
+        <w:rPr>
+          <w:b/>
+          <w:bCs/>
+          <w:caps w:val="0"/>
+        </w:rPr>
+        <w:t xml:space="preserve">I.</w:t>
+      </w:r>
+      <w:r>
+        <w:rPr>
+          <w:b/>
+          <w:bCs/>
+          <w:caps w:val="0"/>
+        </w:rPr>
+        <w:t xml:space="preserve"> </w:t>
+      </w:r>
+      <w:r>
+        <w:rPr>
+          <w:b/>
+          <w:bCs/>
+          <w:caps w:val="0"/>
+        </w:rPr>
+        <w:t xml:space="preserve">PARTIES</w:t>
+      </w:r>
+      <w:r>
+        <w:rPr>
+          <w:b/>
+          <w:bCs/>
+          <w:caps w:val="0"/>
+        </w:rPr>
+        <w:t xml:space="preserve"> </w:t>
+      </w:r>
+      <w:r>
+        <w:rPr>
+          <w:b/>
+          <w:bCs/>
+          <w:caps w:val="0"/>
+        </w:rPr>
+        <w:t xml:space="preserve">AND</w:t>
+      </w:r>
+      <w:r>
+        <w:rPr>
+          <w:b/>
+          <w:bCs/>
+          <w:caps w:val="0"/>
+        </w:rPr>
+        <w:t xml:space="preserve"> </w:t>
+      </w:r>
+      <w:r>
+        <w:rPr>
+          <w:b/>
+          <w:bCs/>
+          <w:caps w:val="0"/>
+        </w:rPr>
+        <w:t xml:space="preserve">JURISDICTION</w:t>
       </w:r>
     </w:p>
     <w:p>
       <w:pPr>
-        <w:pStyle w:val="FirstParagraph"/>
+        <w:spacing w:before="240" w:after="240" w:line="276" w:lineRule="exact"/>
+        <w:ind w:left="720" w:hanging="720"/>
+        <w:jc w:val="left"/>
       </w:pPr>
       <w:r>
-        <w:t xml:space="preserve">1. Plaintiff is a foreign corporation licensed to do business in the State of South Dakota with all fees and licenses paid, and otherwise is entitled to bring this action.</w:t>
+        <w:t xml:space="preserve">1.</w:t>
+      </w:r>
+      <w:r>
+        <w:tab/>
+      </w:r>
+      <w:r>
+        <w:t xml:space="preserve">Plaintiff</w:t>
+      </w:r>
+      <w:r>
+        <w:t xml:space="preserve"> </w:t>
+      </w:r>
+      <w:r>
+        <w:t xml:space="preserve">is</w:t>
+      </w:r>
+      <w:r>
+        <w:t xml:space="preserve"> </w:t>
+      </w:r>
+      <w:r>
+        <w:t xml:space="preserve">a</w:t>
+      </w:r>
+      <w:r>
+        <w:t xml:space="preserve"> </w:t>
+      </w:r>
+      <w:r>
+        <w:t xml:space="preserve">foreign</w:t>
+      </w:r>
+      <w:r>
+        <w:t xml:space="preserve"> </w:t>
+      </w:r>
+      <w:r>
+        <w:t xml:space="preserve">corporation</w:t>
+      </w:r>
+      <w:r>
+        <w:t xml:space="preserve"> </w:t>
+      </w:r>
+      <w:r>
+        <w:t xml:space="preserve">licensed</w:t>
+      </w:r>
+      <w:r>
+        <w:t xml:space="preserve"> </w:t>
+      </w:r>
+      <w:r>
+        <w:t xml:space="preserve">to</w:t>
+      </w:r>
+      <w:r>
+        <w:t xml:space="preserve"> </w:t>
+      </w:r>
+      <w:r>
+        <w:t xml:space="preserve">do</w:t>
+      </w:r>
+      <w:r>
+        <w:t xml:space="preserve"> </w:t>
+      </w:r>
+      <w:r>
+        <w:t xml:space="preserve">business</w:t>
+      </w:r>
+      <w:r>
+        <w:t xml:space="preserve"> </w:t>
+      </w:r>
+      <w:r>
+        <w:t xml:space="preserve">in</w:t>
+      </w:r>
+      <w:r>
+        <w:t xml:space="preserve"> </w:t>
+      </w:r>
+      <w:r>
+        <w:t xml:space="preserve">the</w:t>
+      </w:r>
+      <w:r>
+        <w:t xml:space="preserve"> </w:t>
+      </w:r>
+      <w:r>
+        <w:t xml:space="preserve">State</w:t>
+      </w:r>
+      <w:r>
+        <w:t xml:space="preserve"> </w:t>
+      </w:r>
+      <w:r>
+        <w:t xml:space="preserve">of</w:t>
+      </w:r>
+      <w:r>
+        <w:t xml:space="preserve"> </w:t>
+      </w:r>
+      <w:r>
+        <w:t xml:space="preserve">South</w:t>
+      </w:r>
+      <w:r>
+        <w:t xml:space="preserve"> </w:t>
+      </w:r>
+      <w:r>
+        <w:t xml:space="preserve">Dakota</w:t>
+      </w:r>
+      <w:r>
+        <w:t xml:space="preserve"> </w:t>
+      </w:r>
+      <w:r>
+        <w:t xml:space="preserve">with</w:t>
+      </w:r>
+      <w:r>
+        <w:t xml:space="preserve"> </w:t>
+      </w:r>
+      <w:r>
+        <w:t xml:space="preserve">all</w:t>
+      </w:r>
+      <w:r>
+        <w:t xml:space="preserve"> </w:t>
+      </w:r>
+      <w:r>
+        <w:t xml:space="preserve">fees</w:t>
+      </w:r>
+      <w:r>
+        <w:t xml:space="preserve"> </w:t>
+      </w:r>
+      <w:r>
+        <w:t xml:space="preserve">and</w:t>
+      </w:r>
+      <w:r>
+        <w:t xml:space="preserve"> </w:t>
+      </w:r>
+      <w:r>
+        <w:t xml:space="preserve">licenses</w:t>
+      </w:r>
+      <w:r>
+        <w:t xml:space="preserve"> </w:t>
+      </w:r>
+      <w:r>
+        <w:t xml:space="preserve">paid,</w:t>
+      </w:r>
+      <w:r>
+        <w:t xml:space="preserve"> </w:t>
+      </w:r>
+      <w:r>
+        <w:t xml:space="preserve">and</w:t>
+      </w:r>
+      <w:r>
+        <w:t xml:space="preserve"> </w:t>
+      </w:r>
+      <w:r>
+        <w:t xml:space="preserve">otherwise</w:t>
+      </w:r>
+      <w:r>
+        <w:t xml:space="preserve"> </w:t>
+      </w:r>
+      <w:r>
+        <w:t xml:space="preserve">is</w:t>
+      </w:r>
+      <w:r>
+        <w:t xml:space="preserve"> </w:t>
+      </w:r>
+      <w:r>
+        <w:t xml:space="preserve">entitled</w:t>
+      </w:r>
+      <w:r>
+        <w:t xml:space="preserve"> </w:t>
+      </w:r>
+      <w:r>
+        <w:t xml:space="preserve">to</w:t>
+      </w:r>
+      <w:r>
+        <w:t xml:space="preserve"> </w:t>
+      </w:r>
+      <w:r>
+        <w:t xml:space="preserve">bring</w:t>
+      </w:r>
+      <w:r>
+        <w:t xml:space="preserve"> </w:t>
+      </w:r>
+      <w:r>
+        <w:t xml:space="preserve">this</w:t>
+      </w:r>
+      <w:r>
+        <w:t xml:space="preserve"> </w:t>
+      </w:r>
+      <w:r>
+        <w:t xml:space="preserve">action.</w:t>
       </w:r>
     </w:p>
     <w:p>
       <w:pPr>
-        <w:pStyle w:val="BodyText"/>
+        <w:spacing w:before="240" w:after="240" w:line="276" w:lineRule="exact"/>
+        <w:ind w:left="720" w:hanging="720"/>
+        <w:jc w:val="left"/>
       </w:pPr>
       <w:r>
-        <w:t xml:space="preserve">2. Defendant filed a Chapter 7 bankruptcy petition on November 9, 2007.</w:t>
+        <w:t xml:space="preserve">2.</w:t>
+      </w:r>
+      <w:r>
+        <w:tab/>
+      </w:r>
+      <w:r>
+        <w:t xml:space="preserve">Defendant</w:t>
+      </w:r>
+      <w:r>
+        <w:t xml:space="preserve"> </w:t>
+      </w:r>
+      <w:r>
+        <w:t xml:space="preserve">filed</w:t>
+      </w:r>
+      <w:r>
+        <w:t xml:space="preserve"> </w:t>
+      </w:r>
+      <w:r>
+        <w:t xml:space="preserve">a</w:t>
+      </w:r>
+      <w:r>
+        <w:t xml:space="preserve"> </w:t>
+      </w:r>
+      <w:r>
+        <w:t xml:space="preserve">Chapter</w:t>
+      </w:r>
+      <w:r>
+        <w:t xml:space="preserve"> </w:t>
+      </w:r>
+      <w:r>
+        <w:t xml:space="preserve">7</w:t>
+      </w:r>
+      <w:r>
+        <w:t xml:space="preserve"> </w:t>
+      </w:r>
+      <w:r>
+        <w:t xml:space="preserve">bankruptcy</w:t>
+      </w:r>
+      <w:r>
+        <w:t xml:space="preserve"> </w:t>
+      </w:r>
+      <w:r>
+        <w:t xml:space="preserve">petition</w:t>
+      </w:r>
+      <w:r>
+        <w:t xml:space="preserve"> </w:t>
+      </w:r>
+      <w:r>
+        <w:t xml:space="preserve">on</w:t>
+      </w:r>
+      <w:r>
+        <w:t xml:space="preserve"> </w:t>
+      </w:r>
+      <w:r>
+        <w:t xml:space="preserve">November</w:t>
+      </w:r>
+      <w:r>
+        <w:t xml:space="preserve"> </w:t>
+      </w:r>
+      <w:r>
+        <w:t xml:space="preserve">9,</w:t>
+      </w:r>
+      <w:r>
+        <w:t xml:space="preserve"> </w:t>
+      </w:r>
+      <w:r>
+        <w:t xml:space="preserve">2007.</w:t>
       </w:r>
     </w:p>
     <w:p>
       <w:pPr>
-        <w:pStyle w:val="BodyText"/>
+        <w:spacing w:before="240" w:after="240" w:line="276" w:lineRule="exact"/>
+        <w:ind w:left="720" w:hanging="720"/>
+        <w:jc w:val="left"/>
       </w:pPr>
       <w:r>
-        <w:t xml:space="preserve">3. Jurisdiction is vested in this proceeding pursuant to 28 U.S.C.§ 157, 28 U.S.C.§ 1334, and 11 U.S.C.§ 523; this proceeding is a core matter.</w:t>
+        <w:t xml:space="preserve">3.</w:t>
+      </w:r>
+      <w:r>
+        <w:tab/>
+      </w:r>
+      <w:r>
+        <w:t xml:space="preserve">Jurisdiction</w:t>
+      </w:r>
+      <w:r>
+        <w:t xml:space="preserve"> </w:t>
+      </w:r>
+      <w:r>
+        <w:t xml:space="preserve">is</w:t>
+      </w:r>
+      <w:r>
+        <w:t xml:space="preserve"> </w:t>
+      </w:r>
+      <w:r>
+        <w:t xml:space="preserve">vested</w:t>
+      </w:r>
+      <w:r>
+        <w:t xml:space="preserve"> </w:t>
+      </w:r>
+      <w:r>
+        <w:t xml:space="preserve">in</w:t>
+      </w:r>
+      <w:r>
+        <w:t xml:space="preserve"> </w:t>
+      </w:r>
+      <w:r>
+        <w:t xml:space="preserve">this</w:t>
+      </w:r>
+      <w:r>
+        <w:t xml:space="preserve"> </w:t>
+      </w:r>
+      <w:r>
+        <w:t xml:space="preserve">proceeding</w:t>
+      </w:r>
+      <w:r>
+        <w:t xml:space="preserve"> </w:t>
+      </w:r>
+      <w:r>
+        <w:t xml:space="preserve">pursuant</w:t>
+      </w:r>
+      <w:r>
+        <w:t xml:space="preserve"> </w:t>
+      </w:r>
+      <w:r>
+        <w:t xml:space="preserve">to</w:t>
+      </w:r>
+      <w:r>
+        <w:t xml:space="preserve"> </w:t>
+      </w:r>
+      <w:r>
+        <w:t xml:space="preserve">28</w:t>
+      </w:r>
+      <w:r>
+        <w:t xml:space="preserve"> </w:t>
+      </w:r>
+      <w:r>
+        <w:t xml:space="preserve">U.S.C.​§</w:t>
+      </w:r>
+      <w:r>
+        <w:t xml:space="preserve"> </w:t>
+      </w:r>
+      <w:r>
+        <w:t xml:space="preserve">157,</w:t>
+      </w:r>
+      <w:r>
+        <w:t xml:space="preserve"> </w:t>
+      </w:r>
+      <w:r>
+        <w:t xml:space="preserve">28</w:t>
+      </w:r>
+      <w:r>
+        <w:t xml:space="preserve"> </w:t>
+      </w:r>
+      <w:r>
+        <w:t xml:space="preserve">U.S.C.​§</w:t>
+      </w:r>
+      <w:r>
+        <w:t xml:space="preserve"> </w:t>
+      </w:r>
+      <w:r>
+        <w:t xml:space="preserve">1334,</w:t>
+      </w:r>
+      <w:r>
+        <w:t xml:space="preserve"> </w:t>
+      </w:r>
+      <w:r>
+        <w:t xml:space="preserve">and</w:t>
+      </w:r>
+      <w:r>
+        <w:t xml:space="preserve"> </w:t>
+      </w:r>
+      <w:r>
+        <w:t xml:space="preserve">11</w:t>
+      </w:r>
+      <w:r>
+        <w:t xml:space="preserve"> </w:t>
+      </w:r>
+      <w:r>
+        <w:t xml:space="preserve">U.S.C.​§</w:t>
+      </w:r>
+      <w:r>
+        <w:t xml:space="preserve"> </w:t>
+      </w:r>
+      <w:r>
+        <w:t xml:space="preserve">523;</w:t>
+      </w:r>
+      <w:r>
+        <w:t xml:space="preserve"> </w:t>
+      </w:r>
+      <w:r>
+        <w:t xml:space="preserve">this</w:t>
+      </w:r>
+      <w:r>
+        <w:t xml:space="preserve"> </w:t>
+      </w:r>
+      <w:r>
+        <w:t xml:space="preserve">proceeding</w:t>
+      </w:r>
+      <w:r>
+        <w:t xml:space="preserve"> </w:t>
+      </w:r>
+      <w:r>
+        <w:t xml:space="preserve">is</w:t>
+      </w:r>
+      <w:r>
+        <w:t xml:space="preserve"> </w:t>
+      </w:r>
+      <w:r>
+        <w:t xml:space="preserve">a</w:t>
+      </w:r>
+      <w:r>
+        <w:t xml:space="preserve"> </w:t>
+      </w:r>
+      <w:r>
+        <w:t xml:space="preserve">core</w:t>
+      </w:r>
+      <w:r>
+        <w:t xml:space="preserve"> </w:t>
+      </w:r>
+      <w:r>
+        <w:t xml:space="preserve">matter.</w:t>
       </w:r>
     </w:p>
     <w:p>
       <w:pPr>
-        <w:pStyle w:val="BodyText"/>
+        <w:spacing w:before="240" w:after="240" w:line="276" w:lineRule="exact"/>
+        <w:ind w:left="720" w:hanging="720"/>
+        <w:jc w:val="left"/>
       </w:pPr>
       <w:r>
-        <w:t xml:space="preserve">4. Plaintiff is a creditor in this bankruptcy proceeding.</w:t>
+        <w:t xml:space="preserve">4.</w:t>
+      </w:r>
+      <w:r>
+        <w:tab/>
+      </w:r>
+      <w:r>
+        <w:t xml:space="preserve">Plaintiff</w:t>
+      </w:r>
+      <w:r>
+        <w:t xml:space="preserve"> </w:t>
+      </w:r>
+      <w:r>
+        <w:t xml:space="preserve">is</w:t>
+      </w:r>
+      <w:r>
+        <w:t xml:space="preserve"> </w:t>
+      </w:r>
+      <w:r>
+        <w:t xml:space="preserve">a</w:t>
+      </w:r>
+      <w:r>
+        <w:t xml:space="preserve"> </w:t>
+      </w:r>
+      <w:r>
+        <w:t xml:space="preserve">creditor</w:t>
+      </w:r>
+      <w:r>
+        <w:t xml:space="preserve"> </w:t>
+      </w:r>
+      <w:r>
+        <w:t xml:space="preserve">in</w:t>
+      </w:r>
+      <w:r>
+        <w:t xml:space="preserve"> </w:t>
+      </w:r>
+      <w:r>
+        <w:t xml:space="preserve">this</w:t>
+      </w:r>
+      <w:r>
+        <w:t xml:space="preserve"> </w:t>
+      </w:r>
+      <w:r>
+        <w:t xml:space="preserve">bankruptcy</w:t>
+      </w:r>
+      <w:r>
+        <w:t xml:space="preserve"> </w:t>
+      </w:r>
+      <w:r>
+        <w:t xml:space="preserve">proceeding.</w:t>
       </w:r>
     </w:p>
-    <w:bookmarkEnd w:id="20"/>
-    <w:bookmarkStart w:id="21" w:name="ii.-cause-of-action"/>
     <w:p>
       <w:pPr>
         <w:pStyle w:val="Heading1"/>
+        <w:keepNext/>
+        <w:keepLines/>
+        <w:spacing w:before="360" w:after="240" w:line="276" w:lineRule="exact"/>
+        <w:ind w:left="0" w:firstLine="0"/>
+        <w:jc w:val="center"/>
       </w:pPr>
       <w:r>
-        <w:t xml:space="preserve">II. CAUSE OF ACTION</w:t>
+        <w:rPr>
+          <w:b/>
+          <w:bCs/>
+          <w:caps w:val="0"/>
+        </w:rPr>
+        <w:t xml:space="preserve">II.</w:t>
+      </w:r>
+      <w:r>
+        <w:rPr>
+          <w:b/>
+          <w:bCs/>
+          <w:caps w:val="0"/>
+        </w:rPr>
+        <w:t xml:space="preserve"> </w:t>
+      </w:r>
+      <w:r>
+        <w:rPr>
+          <w:b/>
+          <w:bCs/>
+          <w:caps w:val="0"/>
+        </w:rPr>
+        <w:t xml:space="preserve">CAUSE</w:t>
+      </w:r>
+      <w:r>
+        <w:rPr>
+          <w:b/>
+          <w:bCs/>
+          <w:caps w:val="0"/>
+        </w:rPr>
+        <w:t xml:space="preserve"> </w:t>
+      </w:r>
+      <w:r>
+        <w:rPr>
+          <w:b/>
+          <w:bCs/>
+          <w:caps w:val="0"/>
+        </w:rPr>
+        <w:t xml:space="preserve">OF</w:t>
+      </w:r>
+      <w:r>
+        <w:rPr>
+          <w:b/>
+          <w:bCs/>
+          <w:caps w:val="0"/>
+        </w:rPr>
+        <w:t xml:space="preserve"> </w:t>
+      </w:r>
+      <w:r>
+        <w:rPr>
+          <w:b/>
+          <w:bCs/>
+          <w:caps w:val="0"/>
+        </w:rPr>
+        <w:t xml:space="preserve">ACTION</w:t>
       </w:r>
     </w:p>
     <w:p>
       <w:pPr>
-        <w:pStyle w:val="FirstParagraph"/>
+        <w:spacing w:before="240" w:after="240" w:line="276" w:lineRule="exact"/>
+        <w:ind w:left="720" w:hanging="720"/>
+        <w:jc w:val="left"/>
       </w:pPr>
       <w:r>
-        <w:t xml:space="preserve">5. Plaintiff re-alleges and incorporates by reference the allegations set forth in paragraphs 1 through 4, above.</w:t>
+        <w:t xml:space="preserve">5.</w:t>
+      </w:r>
+      <w:r>
+        <w:tab/>
+      </w:r>
+      <w:r>
+        <w:t xml:space="preserve">Plaintiff</w:t>
+      </w:r>
+      <w:r>
+        <w:t xml:space="preserve"> </w:t>
+      </w:r>
+      <w:r>
+        <w:t xml:space="preserve">re-alleges</w:t>
+      </w:r>
+      <w:r>
+        <w:t xml:space="preserve"> </w:t>
+      </w:r>
+      <w:r>
+        <w:t xml:space="preserve">and</w:t>
+      </w:r>
+      <w:r>
+        <w:t xml:space="preserve"> </w:t>
+      </w:r>
+      <w:r>
+        <w:t xml:space="preserve">incorporates</w:t>
+      </w:r>
+      <w:r>
+        <w:t xml:space="preserve"> </w:t>
+      </w:r>
+      <w:r>
+        <w:t xml:space="preserve">by</w:t>
+      </w:r>
+      <w:r>
+        <w:t xml:space="preserve"> </w:t>
+      </w:r>
+      <w:r>
+        <w:t xml:space="preserve">reference</w:t>
+      </w:r>
+      <w:r>
+        <w:t xml:space="preserve"> </w:t>
+      </w:r>
+      <w:r>
+        <w:t xml:space="preserve">the</w:t>
+      </w:r>
+      <w:r>
+        <w:t xml:space="preserve"> </w:t>
+      </w:r>
+      <w:r>
+        <w:t xml:space="preserve">allegations</w:t>
+      </w:r>
+      <w:r>
+        <w:t xml:space="preserve"> </w:t>
+      </w:r>
+      <w:r>
+        <w:t xml:space="preserve">set</w:t>
+      </w:r>
+      <w:r>
+        <w:t xml:space="preserve"> </w:t>
+      </w:r>
+      <w:r>
+        <w:t xml:space="preserve">forth</w:t>
+      </w:r>
+      <w:r>
+        <w:t xml:space="preserve"> </w:t>
+      </w:r>
+      <w:r>
+        <w:t xml:space="preserve">in</w:t>
+      </w:r>
+      <w:r>
+        <w:t xml:space="preserve"> </w:t>
+      </w:r>
+      <w:r>
+        <w:t xml:space="preserve">paragraphs</w:t>
+      </w:r>
+      <w:r>
+        <w:t xml:space="preserve"> </w:t>
+      </w:r>
+      <w:r>
+        <w:t xml:space="preserve">1</w:t>
+      </w:r>
+      <w:r>
+        <w:t xml:space="preserve"> </w:t>
+      </w:r>
+      <w:r>
+        <w:t xml:space="preserve">through</w:t>
+      </w:r>
+      <w:r>
+        <w:t xml:space="preserve"> </w:t>
+      </w:r>
+      <w:r>
+        <w:t xml:space="preserve">4,</w:t>
+      </w:r>
+      <w:r>
+        <w:t xml:space="preserve"> </w:t>
+      </w:r>
+      <w:r>
+        <w:t xml:space="preserve">above.</w:t>
       </w:r>
     </w:p>
     <w:p>
       <w:pPr>
-        <w:pStyle w:val="BodyText"/>
+        <w:spacing w:before="240" w:after="240" w:line="276" w:lineRule="exact"/>
+        <w:ind w:left="720" w:hanging="720"/>
+        <w:jc w:val="left"/>
       </w:pPr>
       <w:r>
-        <w:t xml:space="preserve">6. Defendant had a charge account with Chase Bank USA, N.A., Account No. XXXXXXXXXXXX2930.</w:t>
+        <w:t xml:space="preserve">6.</w:t>
+      </w:r>
+      <w:r>
+        <w:tab/>
+      </w:r>
+      <w:r>
+        <w:t xml:space="preserve">Defendant</w:t>
+      </w:r>
+      <w:r>
+        <w:t xml:space="preserve"> </w:t>
+      </w:r>
+      <w:r>
+        <w:t xml:space="preserve">had</w:t>
+      </w:r>
+      <w:r>
+        <w:t xml:space="preserve"> </w:t>
+      </w:r>
+      <w:r>
+        <w:t xml:space="preserve">a</w:t>
+      </w:r>
+      <w:r>
+        <w:t xml:space="preserve"> </w:t>
+      </w:r>
+      <w:r>
+        <w:t xml:space="preserve">charge</w:t>
+      </w:r>
+      <w:r>
+        <w:t xml:space="preserve"> </w:t>
+      </w:r>
+      <w:r>
+        <w:t xml:space="preserve">account</w:t>
+      </w:r>
+      <w:r>
+        <w:t xml:space="preserve"> </w:t>
+      </w:r>
+      <w:r>
+        <w:t xml:space="preserve">with</w:t>
+      </w:r>
+      <w:r>
+        <w:t xml:space="preserve"> </w:t>
+      </w:r>
+      <w:r>
+        <w:t xml:space="preserve">Chase</w:t>
+      </w:r>
+      <w:r>
+        <w:t xml:space="preserve"> </w:t>
+      </w:r>
+      <w:r>
+        <w:t xml:space="preserve">Bank</w:t>
+      </w:r>
+      <w:r>
+        <w:t xml:space="preserve"> </w:t>
+      </w:r>
+      <w:r>
+        <w:t xml:space="preserve">USA,</w:t>
+      </w:r>
+      <w:r>
+        <w:t xml:space="preserve"> </w:t>
+      </w:r>
+      <w:r>
+        <w:t xml:space="preserve">N.A.,</w:t>
+      </w:r>
+      <w:r>
+        <w:t xml:space="preserve"> </w:t>
+      </w:r>
+      <w:r>
+        <w:t xml:space="preserve">Account</w:t>
+      </w:r>
+      <w:r>
+        <w:t xml:space="preserve"> </w:t>
+      </w:r>
+      <w:r>
+        <w:t xml:space="preserve">No.</w:t>
+      </w:r>
+      <w:r>
+        <w:t xml:space="preserve"> </w:t>
+      </w:r>
+      <w:r>
+        <w:t xml:space="preserve">XXXXXXXXXXXX2930.</w:t>
       </w:r>
     </w:p>
     <w:p>
       <w:pPr>
-        <w:pStyle w:val="BodyText"/>
+        <w:spacing w:before="240" w:after="240" w:line="276" w:lineRule="exact"/>
+        <w:ind w:left="720" w:hanging="720"/>
+        <w:jc w:val="left"/>
       </w:pPr>
       <w:r>
-        <w:t xml:space="preserve">7. Defendant incurred charges and cash advances on this account totaling $5,485.34, including interest, as of November 9, 2007, the date the bankruptcy petition was filed.</w:t>
+        <w:t xml:space="preserve">7.</w:t>
+      </w:r>
+      <w:r>
+        <w:tab/>
+      </w:r>
+      <w:r>
+        <w:t xml:space="preserve">Defendant</w:t>
+      </w:r>
+      <w:r>
+        <w:t xml:space="preserve"> </w:t>
+      </w:r>
+      <w:r>
+        <w:t xml:space="preserve">incurred</w:t>
+      </w:r>
+      <w:r>
+        <w:t xml:space="preserve"> </w:t>
+      </w:r>
+      <w:r>
+        <w:t xml:space="preserve">charges</w:t>
+      </w:r>
+      <w:r>
+        <w:t xml:space="preserve"> </w:t>
+      </w:r>
+      <w:r>
+        <w:t xml:space="preserve">and</w:t>
+      </w:r>
+      <w:r>
+        <w:t xml:space="preserve"> </w:t>
+      </w:r>
+      <w:r>
+        <w:t xml:space="preserve">cash</w:t>
+      </w:r>
+      <w:r>
+        <w:t xml:space="preserve"> </w:t>
+      </w:r>
+      <w:r>
+        <w:t xml:space="preserve">advances</w:t>
+      </w:r>
+      <w:r>
+        <w:t xml:space="preserve"> </w:t>
+      </w:r>
+      <w:r>
+        <w:t xml:space="preserve">on</w:t>
+      </w:r>
+      <w:r>
+        <w:t xml:space="preserve"> </w:t>
+      </w:r>
+      <w:r>
+        <w:t xml:space="preserve">this</w:t>
+      </w:r>
+      <w:r>
+        <w:t xml:space="preserve"> </w:t>
+      </w:r>
+      <w:r>
+        <w:t xml:space="preserve">account</w:t>
+      </w:r>
+      <w:r>
+        <w:t xml:space="preserve"> </w:t>
+      </w:r>
+      <w:r>
+        <w:t xml:space="preserve">totaling</w:t>
+      </w:r>
+      <w:r>
+        <w:t xml:space="preserve"> </w:t>
+      </w:r>
+      <w:r>
+        <w:t xml:space="preserve">$5,485.34,</w:t>
+      </w:r>
+      <w:r>
+        <w:t xml:space="preserve"> </w:t>
+      </w:r>
+      <w:r>
+        <w:t xml:space="preserve">including</w:t>
+      </w:r>
+      <w:r>
+        <w:t xml:space="preserve"> </w:t>
+      </w:r>
+      <w:r>
+        <w:t xml:space="preserve">interest,</w:t>
+      </w:r>
+      <w:r>
+        <w:t xml:space="preserve"> </w:t>
+      </w:r>
+      <w:r>
+        <w:t xml:space="preserve">as</w:t>
+      </w:r>
+      <w:r>
+        <w:t xml:space="preserve"> </w:t>
+      </w:r>
+      <w:r>
+        <w:t xml:space="preserve">of</w:t>
+      </w:r>
+      <w:r>
+        <w:t xml:space="preserve"> </w:t>
+      </w:r>
+      <w:r>
+        <w:t xml:space="preserve">November</w:t>
+      </w:r>
+      <w:r>
+        <w:t xml:space="preserve"> </w:t>
+      </w:r>
+      <w:r>
+        <w:t xml:space="preserve">9,</w:t>
+      </w:r>
+      <w:r>
+        <w:t xml:space="preserve"> </w:t>
+      </w:r>
+      <w:r>
+        <w:t xml:space="preserve">2007,</w:t>
+      </w:r>
+      <w:r>
+        <w:t xml:space="preserve"> </w:t>
+      </w:r>
+      <w:r>
+        <w:t xml:space="preserve">the</w:t>
+      </w:r>
+      <w:r>
+        <w:t xml:space="preserve"> </w:t>
+      </w:r>
+      <w:r>
+        <w:t xml:space="preserve">date</w:t>
+      </w:r>
+      <w:r>
+        <w:t xml:space="preserve"> </w:t>
+      </w:r>
+      <w:r>
+        <w:t xml:space="preserve">the</w:t>
+      </w:r>
+      <w:r>
+        <w:t xml:space="preserve"> </w:t>
+      </w:r>
+      <w:r>
+        <w:t xml:space="preserve">bankruptcy</w:t>
+      </w:r>
+      <w:r>
+        <w:t xml:space="preserve"> </w:t>
+      </w:r>
+      <w:r>
+        <w:t xml:space="preserve">petition</w:t>
+      </w:r>
+      <w:r>
+        <w:t xml:space="preserve"> </w:t>
+      </w:r>
+      <w:r>
+        <w:t xml:space="preserve">was</w:t>
+      </w:r>
+      <w:r>
+        <w:t xml:space="preserve"> </w:t>
+      </w:r>
+      <w:r>
+        <w:t xml:space="preserve">filed.</w:t>
       </w:r>
     </w:p>
     <w:p>
       <w:pPr>
-        <w:pStyle w:val="BodyText"/>
+        <w:spacing w:before="240" w:after="240" w:line="276" w:lineRule="exact"/>
+        <w:ind w:left="720" w:hanging="720"/>
+        <w:jc w:val="left"/>
       </w:pPr>
       <w:r>
-        <w:t xml:space="preserve">8. Between July 5, 2007, and July 14, 2007, Defendant accumulated $874.00 in retail charges.</w:t>
+        <w:t xml:space="preserve">8.</w:t>
+      </w:r>
+      <w:r>
+        <w:tab/>
+      </w:r>
+      <w:r>
+        <w:t xml:space="preserve">Between</w:t>
+      </w:r>
+      <w:r>
+        <w:t xml:space="preserve"> </w:t>
+      </w:r>
+      <w:r>
+        <w:t xml:space="preserve">July</w:t>
+      </w:r>
+      <w:r>
+        <w:t xml:space="preserve"> </w:t>
+      </w:r>
+      <w:r>
+        <w:t xml:space="preserve">5,</w:t>
+      </w:r>
+      <w:r>
+        <w:t xml:space="preserve"> </w:t>
+      </w:r>
+      <w:r>
+        <w:t xml:space="preserve">2007,</w:t>
+      </w:r>
+      <w:r>
+        <w:t xml:space="preserve"> </w:t>
+      </w:r>
+      <w:r>
+        <w:t xml:space="preserve">and</w:t>
+      </w:r>
+      <w:r>
+        <w:t xml:space="preserve"> </w:t>
+      </w:r>
+      <w:r>
+        <w:t xml:space="preserve">July</w:t>
+      </w:r>
+      <w:r>
+        <w:t xml:space="preserve"> </w:t>
+      </w:r>
+      <w:r>
+        <w:t xml:space="preserve">14,</w:t>
+      </w:r>
+      <w:r>
+        <w:t xml:space="preserve"> </w:t>
+      </w:r>
+      <w:r>
+        <w:t xml:space="preserve">2007,</w:t>
+      </w:r>
+      <w:r>
+        <w:t xml:space="preserve"> </w:t>
+      </w:r>
+      <w:r>
+        <w:t xml:space="preserve">Defendant</w:t>
+      </w:r>
+      <w:r>
+        <w:t xml:space="preserve"> </w:t>
+      </w:r>
+      <w:r>
+        <w:t xml:space="preserve">accumulated</w:t>
+      </w:r>
+      <w:r>
+        <w:t xml:space="preserve"> </w:t>
+      </w:r>
+      <w:r>
+        <w:t xml:space="preserve">$874.00</w:t>
+      </w:r>
+      <w:r>
+        <w:t xml:space="preserve"> </w:t>
+      </w:r>
+      <w:r>
+        <w:t xml:space="preserve">in</w:t>
+      </w:r>
+      <w:r>
+        <w:t xml:space="preserve"> </w:t>
+      </w:r>
+      <w:r>
+        <w:t xml:space="preserve">retail</w:t>
+      </w:r>
+      <w:r>
+        <w:t xml:space="preserve"> </w:t>
+      </w:r>
+      <w:r>
+        <w:t xml:space="preserve">charges.</w:t>
       </w:r>
     </w:p>
     <w:p>
       <w:pPr>
-        <w:pStyle w:val="BodyText"/>
+        <w:spacing w:before="240" w:after="240" w:line="276" w:lineRule="exact"/>
+        <w:ind w:left="720" w:hanging="720"/>
+        <w:jc w:val="left"/>
       </w:pPr>
       <w:r>
-        <w:t xml:space="preserve">9. Between July 5, 2007, and July 14, 2007, Defendant incurred $4,000.00 in cash advance and/or convenience check charges.</w:t>
+        <w:t xml:space="preserve">9.</w:t>
+      </w:r>
+      <w:r>
+        <w:tab/>
+      </w:r>
+      <w:r>
+        <w:t xml:space="preserve">Between</w:t>
+      </w:r>
+      <w:r>
+        <w:t xml:space="preserve"> </w:t>
+      </w:r>
+      <w:r>
+        <w:t xml:space="preserve">July</w:t>
+      </w:r>
+      <w:r>
+        <w:t xml:space="preserve"> </w:t>
+      </w:r>
+      <w:r>
+        <w:t xml:space="preserve">5,</w:t>
+      </w:r>
+      <w:r>
+        <w:t xml:space="preserve"> </w:t>
+      </w:r>
+      <w:r>
+        <w:t xml:space="preserve">2007,</w:t>
+      </w:r>
+      <w:r>
+        <w:t xml:space="preserve"> </w:t>
+      </w:r>
+      <w:r>
+        <w:t xml:space="preserve">and</w:t>
+      </w:r>
+      <w:r>
+        <w:t xml:space="preserve"> </w:t>
+      </w:r>
+      <w:r>
+        <w:t xml:space="preserve">July</w:t>
+      </w:r>
+      <w:r>
+        <w:t xml:space="preserve"> </w:t>
+      </w:r>
+      <w:r>
+        <w:t xml:space="preserve">14,</w:t>
+      </w:r>
+      <w:r>
+        <w:t xml:space="preserve"> </w:t>
+      </w:r>
+      <w:r>
+        <w:t xml:space="preserve">2007,</w:t>
+      </w:r>
+      <w:r>
+        <w:t xml:space="preserve"> </w:t>
+      </w:r>
+      <w:r>
+        <w:t xml:space="preserve">Defendant</w:t>
+      </w:r>
+      <w:r>
+        <w:t xml:space="preserve"> </w:t>
+      </w:r>
+      <w:r>
+        <w:t xml:space="preserve">incurred</w:t>
+      </w:r>
+      <w:r>
+        <w:t xml:space="preserve"> </w:t>
+      </w:r>
+      <w:r>
+        <w:t xml:space="preserve">$4,000.00</w:t>
+      </w:r>
+      <w:r>
+        <w:t xml:space="preserve"> </w:t>
+      </w:r>
+      <w:r>
+        <w:t xml:space="preserve">in</w:t>
+      </w:r>
+      <w:r>
+        <w:t xml:space="preserve"> </w:t>
+      </w:r>
+      <w:r>
+        <w:t xml:space="preserve">cash</w:t>
+      </w:r>
+      <w:r>
+        <w:t xml:space="preserve"> </w:t>
+      </w:r>
+      <w:r>
+        <w:t xml:space="preserve">advance</w:t>
+      </w:r>
+      <w:r>
+        <w:t xml:space="preserve"> </w:t>
+      </w:r>
+      <w:r>
+        <w:t xml:space="preserve">and/​or</w:t>
+      </w:r>
+      <w:r>
+        <w:t xml:space="preserve"> </w:t>
+      </w:r>
+      <w:r>
+        <w:t xml:space="preserve">convenience</w:t>
+      </w:r>
+      <w:r>
+        <w:t xml:space="preserve"> </w:t>
+      </w:r>
+      <w:r>
+        <w:t xml:space="preserve">check</w:t>
+      </w:r>
+      <w:r>
+        <w:t xml:space="preserve"> </w:t>
+      </w:r>
+      <w:r>
+        <w:t xml:space="preserve">charges.</w:t>
       </w:r>
     </w:p>
     <w:p>
       <w:pPr>
-        <w:pStyle w:val="BodyText"/>
+        <w:spacing w:before="240" w:after="240" w:line="276" w:lineRule="exact"/>
+        <w:ind w:left="720" w:hanging="720"/>
+        <w:jc w:val="left"/>
       </w:pPr>
       <w:r>
-        <w:t xml:space="preserve">10. Defendant’s debt is a “consumer debt”, as defined by 11 U.S.C.§ 101(8).</w:t>
+        <w:t xml:space="preserve">10.</w:t>
+      </w:r>
+      <w:r>
+        <w:tab/>
+      </w:r>
+      <w:r>
+        <w:t xml:space="preserve">Defendant’s</w:t>
+      </w:r>
+      <w:r>
+        <w:t xml:space="preserve"> </w:t>
+      </w:r>
+      <w:r>
+        <w:t xml:space="preserve">debt</w:t>
+      </w:r>
+      <w:r>
+        <w:t xml:space="preserve"> </w:t>
+      </w:r>
+      <w:r>
+        <w:t xml:space="preserve">is</w:t>
+      </w:r>
+      <w:r>
+        <w:t xml:space="preserve"> </w:t>
+      </w:r>
+      <w:r>
+        <w:t xml:space="preserve">a</w:t>
+      </w:r>
+      <w:r>
+        <w:t xml:space="preserve"> </w:t>
+      </w:r>
+      <w:r>
+        <w:t xml:space="preserve">“consumer</w:t>
+      </w:r>
+      <w:r>
+        <w:t xml:space="preserve"> </w:t>
+      </w:r>
+      <w:r>
+        <w:t xml:space="preserve">debt”,</w:t>
+      </w:r>
+      <w:r>
+        <w:t xml:space="preserve"> </w:t>
+      </w:r>
+      <w:r>
+        <w:t xml:space="preserve">as</w:t>
+      </w:r>
+      <w:r>
+        <w:t xml:space="preserve"> </w:t>
+      </w:r>
+      <w:r>
+        <w:t xml:space="preserve">defined</w:t>
+      </w:r>
+      <w:r>
+        <w:t xml:space="preserve"> </w:t>
+      </w:r>
+      <w:r>
+        <w:t xml:space="preserve">by</w:t>
+      </w:r>
+      <w:r>
+        <w:t xml:space="preserve"> </w:t>
+      </w:r>
+      <w:r>
+        <w:t xml:space="preserve">11</w:t>
+      </w:r>
+      <w:r>
+        <w:t xml:space="preserve"> </w:t>
+      </w:r>
+      <w:r>
+        <w:t xml:space="preserve">U.S.C.​§</w:t>
+      </w:r>
+      <w:r>
+        <w:t xml:space="preserve"> </w:t>
+      </w:r>
+      <w:r>
+        <w:t xml:space="preserve">101(8).</w:t>
       </w:r>
     </w:p>
     <w:p>
       <w:pPr>
-        <w:pStyle w:val="BodyText"/>
+        <w:spacing w:before="240" w:after="240" w:line="276" w:lineRule="exact"/>
+        <w:ind w:left="720" w:hanging="720"/>
+        <w:jc w:val="left"/>
       </w:pPr>
       <w:r>
-        <w:t xml:space="preserve">11. By obtaining and/or accepting an extension of credit from Plaintiff and incurring charges on the account, Defendant represented an intention to repay the amounts charged.</w:t>
+        <w:t xml:space="preserve">11.</w:t>
+      </w:r>
+      <w:r>
+        <w:tab/>
+      </w:r>
+      <w:r>
+        <w:t xml:space="preserve">By</w:t>
+      </w:r>
+      <w:r>
+        <w:t xml:space="preserve"> </w:t>
+      </w:r>
+      <w:r>
+        <w:t xml:space="preserve">obtaining</w:t>
+      </w:r>
+      <w:r>
+        <w:t xml:space="preserve"> </w:t>
+      </w:r>
+      <w:r>
+        <w:t xml:space="preserve">and/​or</w:t>
+      </w:r>
+      <w:r>
+        <w:t xml:space="preserve"> </w:t>
+      </w:r>
+      <w:r>
+        <w:t xml:space="preserve">accepting</w:t>
+      </w:r>
+      <w:r>
+        <w:t xml:space="preserve"> </w:t>
+      </w:r>
+      <w:r>
+        <w:t xml:space="preserve">an</w:t>
+      </w:r>
+      <w:r>
+        <w:t xml:space="preserve"> </w:t>
+      </w:r>
+      <w:r>
+        <w:t xml:space="preserve">extension</w:t>
+      </w:r>
+      <w:r>
+        <w:t xml:space="preserve"> </w:t>
+      </w:r>
+      <w:r>
+        <w:t xml:space="preserve">of</w:t>
+      </w:r>
+      <w:r>
+        <w:t xml:space="preserve"> </w:t>
+      </w:r>
+      <w:r>
+        <w:t xml:space="preserve">credit</w:t>
+      </w:r>
+      <w:r>
+        <w:t xml:space="preserve"> </w:t>
+      </w:r>
+      <w:r>
+        <w:t xml:space="preserve">from</w:t>
+      </w:r>
+      <w:r>
+        <w:t xml:space="preserve"> </w:t>
+      </w:r>
+      <w:r>
+        <w:t xml:space="preserve">Plaintiff</w:t>
+      </w:r>
+      <w:r>
+        <w:t xml:space="preserve"> </w:t>
+      </w:r>
+      <w:r>
+        <w:t xml:space="preserve">and</w:t>
+      </w:r>
+      <w:r>
+        <w:t xml:space="preserve"> </w:t>
+      </w:r>
+      <w:r>
+        <w:t xml:space="preserve">incurring</w:t>
+      </w:r>
+      <w:r>
+        <w:t xml:space="preserve"> </w:t>
+      </w:r>
+      <w:r>
+        <w:t xml:space="preserve">charges</w:t>
+      </w:r>
+      <w:r>
+        <w:t xml:space="preserve"> </w:t>
+      </w:r>
+      <w:r>
+        <w:t xml:space="preserve">on</w:t>
+      </w:r>
+      <w:r>
+        <w:t xml:space="preserve"> </w:t>
+      </w:r>
+      <w:r>
+        <w:t xml:space="preserve">the</w:t>
+      </w:r>
+      <w:r>
+        <w:t xml:space="preserve"> </w:t>
+      </w:r>
+      <w:r>
+        <w:t xml:space="preserve">account,</w:t>
+      </w:r>
+      <w:r>
+        <w:t xml:space="preserve"> </w:t>
+      </w:r>
+      <w:r>
+        <w:t xml:space="preserve">Defendant</w:t>
+      </w:r>
+      <w:r>
+        <w:t xml:space="preserve"> </w:t>
+      </w:r>
+      <w:r>
+        <w:t xml:space="preserve">represented</w:t>
+      </w:r>
+      <w:r>
+        <w:t xml:space="preserve"> </w:t>
+      </w:r>
+      <w:r>
+        <w:t xml:space="preserve">an</w:t>
+      </w:r>
+      <w:r>
+        <w:t xml:space="preserve"> </w:t>
+      </w:r>
+      <w:r>
+        <w:t xml:space="preserve">intention</w:t>
+      </w:r>
+      <w:r>
+        <w:t xml:space="preserve"> </w:t>
+      </w:r>
+      <w:r>
+        <w:t xml:space="preserve">to</w:t>
+      </w:r>
+      <w:r>
+        <w:t xml:space="preserve"> </w:t>
+      </w:r>
+      <w:r>
+        <w:t xml:space="preserve">repay</w:t>
+      </w:r>
+      <w:r>
+        <w:t xml:space="preserve"> </w:t>
+      </w:r>
+      <w:r>
+        <w:t xml:space="preserve">the</w:t>
+      </w:r>
+      <w:r>
+        <w:t xml:space="preserve"> </w:t>
+      </w:r>
+      <w:r>
+        <w:t xml:space="preserve">amounts</w:t>
+      </w:r>
+      <w:r>
+        <w:t xml:space="preserve"> </w:t>
+      </w:r>
+      <w:r>
+        <w:t xml:space="preserve">charged.</w:t>
       </w:r>
     </w:p>
     <w:p>
       <w:pPr>
-        <w:pStyle w:val="BodyText"/>
+        <w:spacing w:before="240" w:after="240" w:line="276" w:lineRule="exact"/>
+        <w:ind w:left="720" w:hanging="720"/>
+        <w:jc w:val="left"/>
       </w:pPr>
       <w:r>
-        <w:t xml:space="preserve">12. Plaintiff reasonably relied on the representations made by Defendant.</w:t>
+        <w:t xml:space="preserve">12.</w:t>
+      </w:r>
+      <w:r>
+        <w:tab/>
+      </w:r>
+      <w:r>
+        <w:t xml:space="preserve">Plaintiff</w:t>
+      </w:r>
+      <w:r>
+        <w:t xml:space="preserve"> </w:t>
+      </w:r>
+      <w:r>
+        <w:t xml:space="preserve">reasonably</w:t>
+      </w:r>
+      <w:r>
+        <w:t xml:space="preserve"> </w:t>
+      </w:r>
+      <w:r>
+        <w:t xml:space="preserve">relied</w:t>
+      </w:r>
+      <w:r>
+        <w:t xml:space="preserve"> </w:t>
+      </w:r>
+      <w:r>
+        <w:t xml:space="preserve">on</w:t>
+      </w:r>
+      <w:r>
+        <w:t xml:space="preserve"> </w:t>
+      </w:r>
+      <w:r>
+        <w:t xml:space="preserve">the</w:t>
+      </w:r>
+      <w:r>
+        <w:t xml:space="preserve"> </w:t>
+      </w:r>
+      <w:r>
+        <w:t xml:space="preserve">representations</w:t>
+      </w:r>
+      <w:r>
+        <w:t xml:space="preserve"> </w:t>
+      </w:r>
+      <w:r>
+        <w:t xml:space="preserve">made</w:t>
+      </w:r>
+      <w:r>
+        <w:t xml:space="preserve"> </w:t>
+      </w:r>
+      <w:r>
+        <w:t xml:space="preserve">by</w:t>
+      </w:r>
+      <w:r>
+        <w:t xml:space="preserve"> </w:t>
+      </w:r>
+      <w:r>
+        <w:t xml:space="preserve">Defendant.</w:t>
       </w:r>
     </w:p>
     <w:p>
       <w:pPr>
-        <w:pStyle w:val="BodyText"/>
+        <w:spacing w:before="240" w:after="240" w:line="276" w:lineRule="exact"/>
+        <w:ind w:left="720" w:hanging="720"/>
+        <w:jc w:val="left"/>
       </w:pPr>
       <w:r>
-        <w:t xml:space="preserve">13. Defendant incurred the debts when Defendant had no ability or objective intent to repay them.</w:t>
+        <w:t xml:space="preserve">13.</w:t>
+      </w:r>
+      <w:r>
+        <w:tab/>
+      </w:r>
+      <w:r>
+        <w:t xml:space="preserve">Defendant</w:t>
+      </w:r>
+      <w:r>
+        <w:t xml:space="preserve"> </w:t>
+      </w:r>
+      <w:r>
+        <w:t xml:space="preserve">incurred</w:t>
+      </w:r>
+      <w:r>
+        <w:t xml:space="preserve"> </w:t>
+      </w:r>
+      <w:r>
+        <w:t xml:space="preserve">the</w:t>
+      </w:r>
+      <w:r>
+        <w:t xml:space="preserve"> </w:t>
+      </w:r>
+      <w:r>
+        <w:t xml:space="preserve">debts</w:t>
+      </w:r>
+      <w:r>
+        <w:t xml:space="preserve"> </w:t>
+      </w:r>
+      <w:r>
+        <w:t xml:space="preserve">when</w:t>
+      </w:r>
+      <w:r>
+        <w:t xml:space="preserve"> </w:t>
+      </w:r>
+      <w:r>
+        <w:t xml:space="preserve">Defendant</w:t>
+      </w:r>
+      <w:r>
+        <w:t xml:space="preserve"> </w:t>
+      </w:r>
+      <w:r>
+        <w:t xml:space="preserve">had</w:t>
+      </w:r>
+      <w:r>
+        <w:t xml:space="preserve"> </w:t>
+      </w:r>
+      <w:r>
+        <w:t xml:space="preserve">no</w:t>
+      </w:r>
+      <w:r>
+        <w:t xml:space="preserve"> </w:t>
+      </w:r>
+      <w:r>
+        <w:t xml:space="preserve">ability</w:t>
+      </w:r>
+      <w:r>
+        <w:t xml:space="preserve"> </w:t>
+      </w:r>
+      <w:r>
+        <w:t xml:space="preserve">or</w:t>
+      </w:r>
+      <w:r>
+        <w:t xml:space="preserve"> </w:t>
+      </w:r>
+      <w:r>
+        <w:t xml:space="preserve">objective</w:t>
+      </w:r>
+      <w:r>
+        <w:t xml:space="preserve"> </w:t>
+      </w:r>
+      <w:r>
+        <w:t xml:space="preserve">intent</w:t>
+      </w:r>
+      <w:r>
+        <w:t xml:space="preserve"> </w:t>
+      </w:r>
+      <w:r>
+        <w:t xml:space="preserve">to</w:t>
+      </w:r>
+      <w:r>
+        <w:t xml:space="preserve"> </w:t>
+      </w:r>
+      <w:r>
+        <w:t xml:space="preserve">repay</w:t>
+      </w:r>
+      <w:r>
+        <w:t xml:space="preserve"> </w:t>
+      </w:r>
+      <w:r>
+        <w:t xml:space="preserve">them.</w:t>
       </w:r>
     </w:p>
     <w:p>
       <w:pPr>
-        <w:pStyle w:val="BodyText"/>
+        <w:spacing w:before="240" w:after="240" w:line="276" w:lineRule="exact"/>
+        <w:ind w:left="720" w:hanging="720"/>
+        <w:jc w:val="left"/>
       </w:pPr>
       <w:r>
-        <w:t xml:space="preserve">14. Defendant obtained credit extended from Plaintiff by false pretenses, false representations and/or actual fraud.</w:t>
+        <w:t xml:space="preserve">14.</w:t>
+      </w:r>
+      <w:r>
+        <w:tab/>
+      </w:r>
+      <w:r>
+        <w:t xml:space="preserve">Defendant</w:t>
+      </w:r>
+      <w:r>
+        <w:t xml:space="preserve"> </w:t>
+      </w:r>
+      <w:r>
+        <w:t xml:space="preserve">obtained</w:t>
+      </w:r>
+      <w:r>
+        <w:t xml:space="preserve"> </w:t>
+      </w:r>
+      <w:r>
+        <w:t xml:space="preserve">credit</w:t>
+      </w:r>
+      <w:r>
+        <w:t xml:space="preserve"> </w:t>
+      </w:r>
+      <w:r>
+        <w:t xml:space="preserve">extended</w:t>
+      </w:r>
+      <w:r>
+        <w:t xml:space="preserve"> </w:t>
+      </w:r>
+      <w:r>
+        <w:t xml:space="preserve">from</w:t>
+      </w:r>
+      <w:r>
+        <w:t xml:space="preserve"> </w:t>
+      </w:r>
+      <w:r>
+        <w:t xml:space="preserve">Plaintiff</w:t>
+      </w:r>
+      <w:r>
+        <w:t xml:space="preserve"> </w:t>
+      </w:r>
+      <w:r>
+        <w:t xml:space="preserve">by</w:t>
+      </w:r>
+      <w:r>
+        <w:t xml:space="preserve"> </w:t>
+      </w:r>
+      <w:r>
+        <w:t xml:space="preserve">false</w:t>
+      </w:r>
+      <w:r>
+        <w:t xml:space="preserve"> </w:t>
+      </w:r>
+      <w:r>
+        <w:t xml:space="preserve">pretenses,</w:t>
+      </w:r>
+      <w:r>
+        <w:t xml:space="preserve"> </w:t>
+      </w:r>
+      <w:r>
+        <w:t xml:space="preserve">false</w:t>
+      </w:r>
+      <w:r>
+        <w:t xml:space="preserve"> </w:t>
+      </w:r>
+      <w:r>
+        <w:t xml:space="preserve">representations</w:t>
+      </w:r>
+      <w:r>
+        <w:t xml:space="preserve"> </w:t>
+      </w:r>
+      <w:r>
+        <w:t xml:space="preserve">and/​or</w:t>
+      </w:r>
+      <w:r>
+        <w:t xml:space="preserve"> </w:t>
+      </w:r>
+      <w:r>
+        <w:t xml:space="preserve">actual</w:t>
+      </w:r>
+      <w:r>
+        <w:t xml:space="preserve"> </w:t>
+      </w:r>
+      <w:r>
+        <w:t xml:space="preserve">fraud.</w:t>
       </w:r>
     </w:p>
     <w:p>
       <w:pPr>
-        <w:pStyle w:val="BodyText"/>
+        <w:spacing w:before="240" w:after="240" w:line="276" w:lineRule="exact"/>
+        <w:ind w:left="720" w:hanging="720"/>
+        <w:jc w:val="left"/>
       </w:pPr>
       <w:r>
-        <w:t xml:space="preserve">15. As a result of Defendant’s conduct, Plaintiff has suffered damages in the amount of $4,874.00.</w:t>
+        <w:t xml:space="preserve">15.</w:t>
+      </w:r>
+      <w:r>
+        <w:tab/>
+      </w:r>
+      <w:r>
+        <w:t xml:space="preserve">As</w:t>
+      </w:r>
+      <w:r>
+        <w:t xml:space="preserve"> </w:t>
+      </w:r>
+      <w:r>
+        <w:t xml:space="preserve">a</w:t>
+      </w:r>
+      <w:r>
+        <w:t xml:space="preserve"> </w:t>
+      </w:r>
+      <w:r>
+        <w:t xml:space="preserve">result</w:t>
+      </w:r>
+      <w:r>
+        <w:t xml:space="preserve"> </w:t>
+      </w:r>
+      <w:r>
+        <w:t xml:space="preserve">of</w:t>
+      </w:r>
+      <w:r>
+        <w:t xml:space="preserve"> </w:t>
+      </w:r>
+      <w:r>
+        <w:t xml:space="preserve">Defendant’s</w:t>
+      </w:r>
+      <w:r>
+        <w:t xml:space="preserve"> </w:t>
+      </w:r>
+      <w:r>
+        <w:t xml:space="preserve">conduct,</w:t>
+      </w:r>
+      <w:r>
+        <w:t xml:space="preserve"> </w:t>
+      </w:r>
+      <w:r>
+        <w:t xml:space="preserve">Plaintiff</w:t>
+      </w:r>
+      <w:r>
+        <w:t xml:space="preserve"> </w:t>
+      </w:r>
+      <w:r>
+        <w:t xml:space="preserve">has</w:t>
+      </w:r>
+      <w:r>
+        <w:t xml:space="preserve"> </w:t>
+      </w:r>
+      <w:r>
+        <w:t xml:space="preserve">suffered</w:t>
+      </w:r>
+      <w:r>
+        <w:t xml:space="preserve"> </w:t>
+      </w:r>
+      <w:r>
+        <w:t xml:space="preserve">damages</w:t>
+      </w:r>
+      <w:r>
+        <w:t xml:space="preserve"> </w:t>
+      </w:r>
+      <w:r>
+        <w:t xml:space="preserve">in</w:t>
+      </w:r>
+      <w:r>
+        <w:t xml:space="preserve"> </w:t>
+      </w:r>
+      <w:r>
+        <w:t xml:space="preserve">the</w:t>
+      </w:r>
+      <w:r>
+        <w:t xml:space="preserve"> </w:t>
+      </w:r>
+      <w:r>
+        <w:t xml:space="preserve">amount</w:t>
+      </w:r>
+      <w:r>
+        <w:t xml:space="preserve"> </w:t>
+      </w:r>
+      <w:r>
+        <w:t xml:space="preserve">of</w:t>
+      </w:r>
+      <w:r>
+        <w:t xml:space="preserve"> </w:t>
+      </w:r>
+      <w:r>
+        <w:t xml:space="preserve">$4,874.00.</w:t>
       </w:r>
     </w:p>
     <w:p>
       <w:pPr>
-        <w:pStyle w:val="BodyText"/>
+        <w:spacing w:before="240" w:after="240" w:line="276" w:lineRule="exact"/>
+        <w:ind w:left="720" w:hanging="720"/>
+        <w:jc w:val="left"/>
       </w:pPr>
       <w:r>
-        <w:t xml:space="preserve">16. Pursuant to 11 USC§ 523(a)(2)(A), Defendant should not be granted a discharge of this debt to the Plaintiff in the amount of $4,874.00.</w:t>
+        <w:t xml:space="preserve">16.</w:t>
+      </w:r>
+      <w:r>
+        <w:tab/>
+      </w:r>
+      <w:r>
+        <w:t xml:space="preserve">Pursuant</w:t>
+      </w:r>
+      <w:r>
+        <w:t xml:space="preserve"> </w:t>
+      </w:r>
+      <w:r>
+        <w:t xml:space="preserve">to</w:t>
+      </w:r>
+      <w:r>
+        <w:t xml:space="preserve"> </w:t>
+      </w:r>
+      <w:r>
+        <w:t xml:space="preserve">11</w:t>
+      </w:r>
+      <w:r>
+        <w:t xml:space="preserve"> </w:t>
+      </w:r>
+      <w:r>
+        <w:t xml:space="preserve">USC​§</w:t>
+      </w:r>
+      <w:r>
+        <w:t xml:space="preserve"> </w:t>
+      </w:r>
+      <w:r>
+        <w:t xml:space="preserve">523(a)⁠(2)⁠(A),</w:t>
+      </w:r>
+      <w:r>
+        <w:t xml:space="preserve"> </w:t>
+      </w:r>
+      <w:r>
+        <w:t xml:space="preserve">Defendant</w:t>
+      </w:r>
+      <w:r>
+        <w:t xml:space="preserve"> </w:t>
+      </w:r>
+      <w:r>
+        <w:t xml:space="preserve">should</w:t>
+      </w:r>
+      <w:r>
+        <w:t xml:space="preserve"> </w:t>
+      </w:r>
+      <w:r>
+        <w:t xml:space="preserve">not</w:t>
+      </w:r>
+      <w:r>
+        <w:t xml:space="preserve"> </w:t>
+      </w:r>
+      <w:r>
+        <w:t xml:space="preserve">be</w:t>
+      </w:r>
+      <w:r>
+        <w:t xml:space="preserve"> </w:t>
+      </w:r>
+      <w:r>
+        <w:t xml:space="preserve">granted</w:t>
+      </w:r>
+      <w:r>
+        <w:t xml:space="preserve"> </w:t>
+      </w:r>
+      <w:r>
+        <w:t xml:space="preserve">a</w:t>
+      </w:r>
+      <w:r>
+        <w:t xml:space="preserve"> </w:t>
+      </w:r>
+      <w:r>
+        <w:t xml:space="preserve">discharge</w:t>
+      </w:r>
+      <w:r>
+        <w:t xml:space="preserve"> </w:t>
+      </w:r>
+      <w:r>
+        <w:t xml:space="preserve">of</w:t>
+      </w:r>
+      <w:r>
+        <w:t xml:space="preserve"> </w:t>
+      </w:r>
+      <w:r>
+        <w:t xml:space="preserve">this</w:t>
+      </w:r>
+      <w:r>
+        <w:t xml:space="preserve"> </w:t>
+      </w:r>
+      <w:r>
+        <w:t xml:space="preserve">debt</w:t>
+      </w:r>
+      <w:r>
+        <w:t xml:space="preserve"> </w:t>
+      </w:r>
+      <w:r>
+        <w:t xml:space="preserve">to</w:t>
+      </w:r>
+      <w:r>
+        <w:t xml:space="preserve"> </w:t>
+      </w:r>
+      <w:r>
+        <w:t xml:space="preserve">the</w:t>
+      </w:r>
+      <w:r>
+        <w:t xml:space="preserve"> </w:t>
+      </w:r>
+      <w:r>
+        <w:t xml:space="preserve">Plaintiff</w:t>
+      </w:r>
+      <w:r>
+        <w:t xml:space="preserve"> </w:t>
+      </w:r>
+      <w:r>
+        <w:t xml:space="preserve">in</w:t>
+      </w:r>
+      <w:r>
+        <w:t xml:space="preserve"> </w:t>
+      </w:r>
+      <w:r>
+        <w:t xml:space="preserve">the</w:t>
+      </w:r>
+      <w:r>
+        <w:t xml:space="preserve"> </w:t>
+      </w:r>
+      <w:r>
+        <w:t xml:space="preserve">amount</w:t>
+      </w:r>
+      <w:r>
+        <w:t xml:space="preserve"> </w:t>
+      </w:r>
+      <w:r>
+        <w:t xml:space="preserve">of</w:t>
+      </w:r>
+      <w:r>
+        <w:t xml:space="preserve"> </w:t>
+      </w:r>
+      <w:r>
+        <w:t xml:space="preserve">$4,874.00.</w:t>
       </w:r>
     </w:p>
-    <w:bookmarkEnd w:id="21"/>
-    <w:bookmarkStart w:id="22" w:name="iii.-prayer-for-relief"/>
     <w:p>
       <w:pPr>
         <w:pStyle w:val="Heading1"/>
+        <w:keepNext/>
+        <w:keepLines/>
+        <w:spacing w:before="360" w:after="240" w:line="276" w:lineRule="exact"/>
+        <w:ind w:left="0" w:firstLine="0"/>
+        <w:jc w:val="center"/>
       </w:pPr>
       <w:r>
-        <w:t xml:space="preserve">III. PRAYER FOR RELIEF</w:t>
+        <w:rPr>
+          <w:b/>
+          <w:bCs/>
+          <w:caps w:val="0"/>
+        </w:rPr>
+        <w:t xml:space="preserve">III.</w:t>
+      </w:r>
+      <w:r>
+        <w:rPr>
+          <w:b/>
+          <w:bCs/>
+          <w:caps w:val="0"/>
+        </w:rPr>
+        <w:t xml:space="preserve"> </w:t>
+      </w:r>
+      <w:r>
+        <w:rPr>
+          <w:b/>
+          <w:bCs/>
+          <w:caps w:val="0"/>
+        </w:rPr>
+        <w:t xml:space="preserve">PRAYER</w:t>
+      </w:r>
+      <w:r>
+        <w:rPr>
+          <w:b/>
+          <w:bCs/>
+          <w:caps w:val="0"/>
+        </w:rPr>
+        <w:t xml:space="preserve"> </w:t>
+      </w:r>
+      <w:r>
+        <w:rPr>
+          <w:b/>
+          <w:bCs/>
+          <w:caps w:val="0"/>
+        </w:rPr>
+        <w:t xml:space="preserve">FOR</w:t>
+      </w:r>
+      <w:r>
+        <w:rPr>
+          <w:b/>
+          <w:bCs/>
+          <w:caps w:val="0"/>
+        </w:rPr>
+        <w:t xml:space="preserve"> </w:t>
+      </w:r>
+      <w:r>
+        <w:rPr>
+          <w:b/>
+          <w:bCs/>
+          <w:caps w:val="0"/>
+        </w:rPr>
+        <w:t xml:space="preserve">RELIEF</w:t>
       </w:r>
     </w:p>
     <w:p>
       <w:pPr>
-        <w:pStyle w:val="FirstParagraph"/>
+        <w:spacing w:before="240" w:after="240" w:line="276" w:lineRule="exact"/>
+        <w:ind w:left="0" w:firstLine="720"/>
+        <w:jc w:val="left"/>
       </w:pPr>
       <w:r>
-        <w:t xml:space="preserve">WHEREFORE, Plaintiff prays that this Court grant the following relief:</w:t>
+        <w:t xml:space="preserve">WHEREFORE,</w:t>
+      </w:r>
+      <w:r>
+        <w:t xml:space="preserve"> </w:t>
+      </w:r>
+      <w:r>
+        <w:t xml:space="preserve">Plaintiff</w:t>
+      </w:r>
+      <w:r>
+        <w:t xml:space="preserve"> </w:t>
+      </w:r>
+      <w:r>
+        <w:t xml:space="preserve">prays</w:t>
+      </w:r>
+      <w:r>
+        <w:t xml:space="preserve"> </w:t>
+      </w:r>
+      <w:r>
+        <w:t xml:space="preserve">that</w:t>
+      </w:r>
+      <w:r>
+        <w:t xml:space="preserve"> </w:t>
+      </w:r>
+      <w:r>
+        <w:t xml:space="preserve">this</w:t>
+      </w:r>
+      <w:r>
+        <w:t xml:space="preserve"> </w:t>
+      </w:r>
+      <w:r>
+        <w:t xml:space="preserve">Court</w:t>
+      </w:r>
+      <w:r>
+        <w:t xml:space="preserve"> </w:t>
+      </w:r>
+      <w:r>
+        <w:t xml:space="preserve">grant</w:t>
+      </w:r>
+      <w:r>
+        <w:t xml:space="preserve"> </w:t>
+      </w:r>
+      <w:r>
+        <w:t xml:space="preserve">the</w:t>
+      </w:r>
+      <w:r>
+        <w:t xml:space="preserve"> </w:t>
+      </w:r>
+      <w:r>
+        <w:t xml:space="preserve">following</w:t>
+      </w:r>
+      <w:r>
+        <w:t xml:space="preserve"> </w:t>
+      </w:r>
+      <w:r>
+        <w:t xml:space="preserve">relief:</w:t>
       </w:r>
     </w:p>
     <w:p>
       <w:pPr>
-        <w:pStyle w:val="Compact"/>
-        <w:numPr>
-          <w:ilvl w:val="0"/>
-          <w:numId w:val="1001"/>
-        </w:numPr>
+        <w:spacing w:before="240" w:after="240" w:line="276" w:lineRule="exact"/>
+        <w:ind w:left="1440" w:hanging="720"/>
+        <w:jc w:val="left"/>
       </w:pPr>
       <w:r>
-        <w:t xml:space="preserve">A monetary judgment against Defendant in the amount of $4,874.00, plus accrued interest at the contractual rate from and after November 9, 2007, plus additional interest at the contractual rate, which will continue to accrue until the date of judgment herein;</w:t>
+        <w:t xml:space="preserve">1.</w:t>
+      </w:r>
+      <w:r>
+        <w:tab/>
+      </w:r>
+      <w:r>
+        <w:t xml:space="preserve">A</w:t>
+      </w:r>
+      <w:r>
+        <w:t xml:space="preserve"> </w:t>
+      </w:r>
+      <w:r>
+        <w:t xml:space="preserve">monetary</w:t>
+      </w:r>
+      <w:r>
+        <w:t xml:space="preserve"> </w:t>
+      </w:r>
+      <w:r>
+        <w:t xml:space="preserve">judgment</w:t>
+      </w:r>
+      <w:r>
+        <w:t xml:space="preserve"> </w:t>
+      </w:r>
+      <w:r>
+        <w:t xml:space="preserve">against</w:t>
+      </w:r>
+      <w:r>
+        <w:t xml:space="preserve"> </w:t>
+      </w:r>
+      <w:r>
+        <w:t xml:space="preserve">Defendant</w:t>
+      </w:r>
+      <w:r>
+        <w:t xml:space="preserve"> </w:t>
+      </w:r>
+      <w:r>
+        <w:t xml:space="preserve">in</w:t>
+      </w:r>
+      <w:r>
+        <w:t xml:space="preserve"> </w:t>
+      </w:r>
+      <w:r>
+        <w:t xml:space="preserve">the</w:t>
+      </w:r>
+      <w:r>
+        <w:t xml:space="preserve"> </w:t>
+      </w:r>
+      <w:r>
+        <w:t xml:space="preserve">amount</w:t>
+      </w:r>
+      <w:r>
+        <w:t xml:space="preserve"> </w:t>
+      </w:r>
+      <w:r>
+        <w:t xml:space="preserve">of</w:t>
+      </w:r>
+      <w:r>
+        <w:t xml:space="preserve"> </w:t>
+      </w:r>
+      <w:r>
+        <w:t xml:space="preserve">$4,874.00,</w:t>
+      </w:r>
+      <w:r>
+        <w:t xml:space="preserve"> </w:t>
+      </w:r>
+      <w:r>
+        <w:t xml:space="preserve">plus</w:t>
+      </w:r>
+      <w:r>
+        <w:t xml:space="preserve"> </w:t>
+      </w:r>
+      <w:r>
+        <w:t xml:space="preserve">accrued</w:t>
+      </w:r>
+      <w:r>
+        <w:t xml:space="preserve"> </w:t>
+      </w:r>
+      <w:r>
+        <w:t xml:space="preserve">interest</w:t>
+      </w:r>
+      <w:r>
+        <w:t xml:space="preserve"> </w:t>
+      </w:r>
+      <w:r>
+        <w:t xml:space="preserve">at</w:t>
+      </w:r>
+      <w:r>
+        <w:t xml:space="preserve"> </w:t>
+      </w:r>
+      <w:r>
+        <w:t xml:space="preserve">the</w:t>
+      </w:r>
+      <w:r>
+        <w:t xml:space="preserve"> </w:t>
+      </w:r>
+      <w:r>
+        <w:t xml:space="preserve">contractual</w:t>
+      </w:r>
+      <w:r>
+        <w:t xml:space="preserve"> </w:t>
+      </w:r>
+      <w:r>
+        <w:t xml:space="preserve">rate</w:t>
+      </w:r>
+      <w:r>
+        <w:t xml:space="preserve"> </w:t>
+      </w:r>
+      <w:r>
+        <w:t xml:space="preserve">from</w:t>
+      </w:r>
+      <w:r>
+        <w:t xml:space="preserve"> </w:t>
+      </w:r>
+      <w:r>
+        <w:t xml:space="preserve">and</w:t>
+      </w:r>
+      <w:r>
+        <w:t xml:space="preserve"> </w:t>
+      </w:r>
+      <w:r>
+        <w:t xml:space="preserve">after</w:t>
+      </w:r>
+      <w:r>
+        <w:t xml:space="preserve"> </w:t>
+      </w:r>
+      <w:r>
+        <w:t xml:space="preserve">November</w:t>
+      </w:r>
+      <w:r>
+        <w:t xml:space="preserve"> </w:t>
+      </w:r>
+      <w:r>
+        <w:t xml:space="preserve">9,</w:t>
+      </w:r>
+      <w:r>
+        <w:t xml:space="preserve"> </w:t>
+      </w:r>
+      <w:r>
+        <w:t xml:space="preserve">2007,</w:t>
+      </w:r>
+      <w:r>
+        <w:t xml:space="preserve"> </w:t>
+      </w:r>
+      <w:r>
+        <w:t xml:space="preserve">plus</w:t>
+      </w:r>
+      <w:r>
+        <w:t xml:space="preserve"> </w:t>
+      </w:r>
+      <w:r>
+        <w:t xml:space="preserve">additional</w:t>
+      </w:r>
+      <w:r>
+        <w:t xml:space="preserve"> </w:t>
+      </w:r>
+      <w:r>
+        <w:t xml:space="preserve">interest</w:t>
+      </w:r>
+      <w:r>
+        <w:t xml:space="preserve"> </w:t>
+      </w:r>
+      <w:r>
+        <w:t xml:space="preserve">at</w:t>
+      </w:r>
+      <w:r>
+        <w:t xml:space="preserve"> </w:t>
+      </w:r>
+      <w:r>
+        <w:t xml:space="preserve">the</w:t>
+      </w:r>
+      <w:r>
+        <w:t xml:space="preserve"> </w:t>
+      </w:r>
+      <w:r>
+        <w:t xml:space="preserve">contractual</w:t>
+      </w:r>
+      <w:r>
+        <w:t xml:space="preserve"> </w:t>
+      </w:r>
+      <w:r>
+        <w:t xml:space="preserve">rate,</w:t>
+      </w:r>
+      <w:r>
+        <w:t xml:space="preserve"> </w:t>
+      </w:r>
+      <w:r>
+        <w:t xml:space="preserve">which</w:t>
+      </w:r>
+      <w:r>
+        <w:t xml:space="preserve"> </w:t>
+      </w:r>
+      <w:r>
+        <w:t xml:space="preserve">will</w:t>
+      </w:r>
+      <w:r>
+        <w:t xml:space="preserve"> </w:t>
+      </w:r>
+      <w:r>
+        <w:t xml:space="preserve">continue</w:t>
+      </w:r>
+      <w:r>
+        <w:t xml:space="preserve"> </w:t>
+      </w:r>
+      <w:r>
+        <w:t xml:space="preserve">to</w:t>
+      </w:r>
+      <w:r>
+        <w:t xml:space="preserve"> </w:t>
+      </w:r>
+      <w:r>
+        <w:t xml:space="preserve">accrue</w:t>
+      </w:r>
+      <w:r>
+        <w:t xml:space="preserve"> </w:t>
+      </w:r>
+      <w:r>
+        <w:t xml:space="preserve">until</w:t>
+      </w:r>
+      <w:r>
+        <w:t xml:space="preserve"> </w:t>
+      </w:r>
+      <w:r>
+        <w:t xml:space="preserve">the</w:t>
+      </w:r>
+      <w:r>
+        <w:t xml:space="preserve"> </w:t>
+      </w:r>
+      <w:r>
+        <w:t xml:space="preserve">date</w:t>
+      </w:r>
+      <w:r>
+        <w:t xml:space="preserve"> </w:t>
+      </w:r>
+      <w:r>
+        <w:t xml:space="preserve">of</w:t>
+      </w:r>
+      <w:r>
+        <w:t xml:space="preserve"> </w:t>
+      </w:r>
+      <w:r>
+        <w:t xml:space="preserve">judgment</w:t>
+      </w:r>
+      <w:r>
+        <w:t xml:space="preserve"> </w:t>
+      </w:r>
+      <w:r>
+        <w:t xml:space="preserve">herein;</w:t>
       </w:r>
     </w:p>
     <w:p>
       <w:pPr>
-        <w:pStyle w:val="Compact"/>
-        <w:numPr>
-          <w:ilvl w:val="0"/>
-          <w:numId w:val="1001"/>
-        </w:numPr>
+        <w:spacing w:before="240" w:after="240" w:line="276" w:lineRule="exact"/>
+        <w:ind w:left="1440" w:hanging="720"/>
+        <w:jc w:val="left"/>
       </w:pPr>
       <w:r>
-        <w:t xml:space="preserve">An order determining that such debt is non-dischargeable under 11 USC§ 523(a)(2)(A);</w:t>
+        <w:t xml:space="preserve">2.</w:t>
+      </w:r>
+      <w:r>
+        <w:tab/>
+      </w:r>
+      <w:r>
+        <w:t xml:space="preserve">An</w:t>
+      </w:r>
+      <w:r>
+        <w:t xml:space="preserve"> </w:t>
+      </w:r>
+      <w:r>
+        <w:t xml:space="preserve">order</w:t>
+      </w:r>
+      <w:r>
+        <w:t xml:space="preserve"> </w:t>
+      </w:r>
+      <w:r>
+        <w:t xml:space="preserve">determining</w:t>
+      </w:r>
+      <w:r>
+        <w:t xml:space="preserve"> </w:t>
+      </w:r>
+      <w:r>
+        <w:t xml:space="preserve">that</w:t>
+      </w:r>
+      <w:r>
+        <w:t xml:space="preserve"> </w:t>
+      </w:r>
+      <w:r>
+        <w:t xml:space="preserve">such</w:t>
+      </w:r>
+      <w:r>
+        <w:t xml:space="preserve"> </w:t>
+      </w:r>
+      <w:r>
+        <w:t xml:space="preserve">debt</w:t>
+      </w:r>
+      <w:r>
+        <w:t xml:space="preserve"> </w:t>
+      </w:r>
+      <w:r>
+        <w:t xml:space="preserve">is</w:t>
+      </w:r>
+      <w:r>
+        <w:t xml:space="preserve"> </w:t>
+      </w:r>
+      <w:r>
+        <w:t xml:space="preserve">non-dischargeable</w:t>
+      </w:r>
+      <w:r>
+        <w:t xml:space="preserve"> </w:t>
+      </w:r>
+      <w:r>
+        <w:t xml:space="preserve">under</w:t>
+      </w:r>
+      <w:r>
+        <w:t xml:space="preserve"> </w:t>
+      </w:r>
+      <w:r>
+        <w:t xml:space="preserve">11</w:t>
+      </w:r>
+      <w:r>
+        <w:t xml:space="preserve"> </w:t>
+      </w:r>
+      <w:r>
+        <w:t xml:space="preserve">USC​§</w:t>
+      </w:r>
+      <w:r>
+        <w:t xml:space="preserve"> </w:t>
+      </w:r>
+      <w:r>
+        <w:t xml:space="preserve">523(a)⁠(2)⁠(A);</w:t>
       </w:r>
     </w:p>
     <w:p>
       <w:pPr>
-        <w:pStyle w:val="Compact"/>
-        <w:numPr>
-          <w:ilvl w:val="0"/>
-          <w:numId w:val="1001"/>
-        </w:numPr>
+        <w:spacing w:before="240" w:after="240" w:line="276" w:lineRule="exact"/>
+        <w:ind w:left="1440" w:hanging="720"/>
+        <w:jc w:val="left"/>
       </w:pPr>
       <w:r>
-        <w:t xml:space="preserve">An order awarding Plaintiff its attorneys’ fees and costs incurred herein; and</w:t>
-      </w:r>
-    </w:p>
-    <w:p>
-      <w:pPr>
-        <w:pStyle w:val="Compact"/>
-        <w:numPr>
-          <w:ilvl w:val="0"/>
-          <w:numId w:val="1001"/>
-        </w:numPr>
-      </w:pPr>
-      <w:r>
-        <w:t xml:space="preserve">An order awarding Plaintiff such additional relief as this Court deems just and equitable.</w:t>
+        <w:t xml:space="preserve">3.</w:t>
+      </w:r>
+      <w:r>
+        <w:tab/>
+      </w:r>
+      <w:r>
+        <w:t xml:space="preserve">An</w:t>
+      </w:r>
+      <w:r>
+        <w:t xml:space="preserve"> </w:t>
+      </w:r>
+      <w:r>
+        <w:t xml:space="preserve">order</w:t>
+      </w:r>
+      <w:r>
+        <w:t xml:space="preserve"> </w:t>
+      </w:r>
+      <w:r>
+        <w:t xml:space="preserve">awarding</w:t>
+      </w:r>
+      <w:r>
+        <w:t xml:space="preserve"> </w:t>
+      </w:r>
+      <w:r>
+        <w:t xml:space="preserve">Plaintiff</w:t>
+      </w:r>
+      <w:r>
+        <w:t xml:space="preserve"> </w:t>
+      </w:r>
+      <w:r>
+        <w:t xml:space="preserve">its</w:t>
+      </w:r>
+      <w:r>
+        <w:t xml:space="preserve"> </w:t>
+      </w:r>
+      <w:r>
+        <w:t xml:space="preserve">attorneys’</w:t>
+      </w:r>
+      <w:r>
+        <w:t xml:space="preserve"> </w:t>
+      </w:r>
+      <w:r>
+        <w:t xml:space="preserve">fees</w:t>
+      </w:r>
+      <w:r>
+        <w:t xml:space="preserve"> </w:t>
+      </w:r>
+      <w:r>
+        <w:t xml:space="preserve">and</w:t>
+      </w:r>
+      <w:r>
+        <w:t xml:space="preserve"> </w:t>
+      </w:r>
+      <w:r>
+        <w:t xml:space="preserve">costs</w:t>
+      </w:r>
+      <w:r>
+        <w:t xml:space="preserve"> </w:t>
+      </w:r>
+      <w:r>
+        <w:t xml:space="preserve">incurred</w:t>
+      </w:r>
+      <w:r>
+        <w:t xml:space="preserve"> </w:t>
+      </w:r>
+      <w:r>
+        <w:t xml:space="preserve">herein;</w:t>
+      </w:r>
+      <w:r>
+        <w:t xml:space="preserve"> </w:t>
+      </w:r>
+      <w:r>
+        <w:t xml:space="preserve">and</w:t>
       </w:r>
     </w:p>
     <w:p>
       <w:pPr>
         <w:keepNext/>
-        <w:spacing w:before="360" w:after="0" w:line="276" w:lineRule="exact"/>
-        <w:ind w:left="0" w:firstLine="0"/>
+        <w:keepLines/>
+        <w:spacing w:before="240" w:after="240" w:line="276" w:lineRule="exact"/>
+        <w:ind w:left="1440" w:hanging="720"/>
+        <w:jc w:val="left"/>
       </w:pPr>
       <w:r>
-        <w:t xml:space="preserve">DATED </w:t>
-      </w:r>
-      <w:r>
-        <w:t xml:space="preserve">February 19, 2008</w:t>
-      </w:r>
-      <w:r>
-        <w:t xml:space="preserve">.</w:t>
+        <w:t xml:space="preserve">4.</w:t>
+      </w:r>
+      <w:r>
+        <w:tab/>
+      </w:r>
+      <w:r>
+        <w:t xml:space="preserve">An</w:t>
+      </w:r>
+      <w:r>
+        <w:t xml:space="preserve"> </w:t>
+      </w:r>
+      <w:r>
+        <w:t xml:space="preserve">order</w:t>
+      </w:r>
+      <w:r>
+        <w:t xml:space="preserve"> </w:t>
+      </w:r>
+      <w:r>
+        <w:t xml:space="preserve">awarding</w:t>
+      </w:r>
+      <w:r>
+        <w:t xml:space="preserve"> </w:t>
+      </w:r>
+      <w:r>
+        <w:t xml:space="preserve">Plaintiff</w:t>
+      </w:r>
+      <w:r>
+        <w:t xml:space="preserve"> </w:t>
+      </w:r>
+      <w:r>
+        <w:t xml:space="preserve">such</w:t>
+      </w:r>
+      <w:r>
+        <w:t xml:space="preserve"> </w:t>
+      </w:r>
+      <w:r>
+        <w:t xml:space="preserve">additional</w:t>
+      </w:r>
+      <w:r>
+        <w:t xml:space="preserve"> </w:t>
+      </w:r>
+      <w:r>
+        <w:t xml:space="preserve">relief</w:t>
+      </w:r>
+      <w:r>
+        <w:t xml:space="preserve"> </w:t>
+      </w:r>
+      <w:r>
+        <w:t xml:space="preserve">as</w:t>
+      </w:r>
+      <w:r>
+        <w:t xml:space="preserve"> </w:t>
+      </w:r>
+      <w:r>
+        <w:t xml:space="preserve">this</w:t>
+      </w:r>
+      <w:r>
+        <w:t xml:space="preserve"> </w:t>
+      </w:r>
+      <w:r>
+        <w:t xml:space="preserve">Court</w:t>
+      </w:r>
+      <w:r>
+        <w:t xml:space="preserve"> </w:t>
+      </w:r>
+      <w:r>
+        <w:t xml:space="preserve">deems</w:t>
+      </w:r>
+      <w:r>
+        <w:t xml:space="preserve"> </w:t>
+      </w:r>
+      <w:r>
+        <w:t xml:space="preserve">just</w:t>
+      </w:r>
+      <w:r>
+        <w:t xml:space="preserve"> </w:t>
+      </w:r>
+      <w:r>
+        <w:t xml:space="preserve">and</w:t>
+      </w:r>
+      <w:r>
+        <w:t xml:space="preserve"> </w:t>
+      </w:r>
+      <w:r>
+        <w:t xml:space="preserve">equitable.</w:t>
       </w:r>
     </w:p>
     <w:p>
       <w:pPr>
         <w:keepNext/>
+        <w:keepLines/>
         <w:spacing w:before="360" w:after="0" w:line="276" w:lineRule="exact"/>
-        <w:ind w:left="4680" w:firstLine="0"/>
+        <w:ind w:left="0" w:firstLine="0"/>
+        <w:jc w:val="left"/>
       </w:pPr>
       <w:r>
-        <w:t xml:space="preserve">/s/ </w:t>
-      </w:r>
-      <w:r>
-        <w:t xml:space="preserve">Rick A. Mickelson</w:t>
+        <w:t xml:space="preserve">DATED </w:t>
+      </w:r>
+      <w:r>
+        <w:t xml:space="preserve">February</w:t>
+      </w:r>
+      <w:r>
+        <w:t xml:space="preserve"> </w:t>
+      </w:r>
+      <w:r>
+        <w:t xml:space="preserve">19,</w:t>
+      </w:r>
+      <w:r>
+        <w:t xml:space="preserve"> </w:t>
+      </w:r>
+      <w:r>
+        <w:t xml:space="preserve">2008</w:t>
+      </w:r>
+      <w:r>
+        <w:t xml:space="preserve">.</w:t>
       </w:r>
     </w:p>
     <w:p>
       <w:pPr>
         <w:keepNext/>
-        <w:spacing w:before="0" w:after="0" w:line="276" w:lineRule="exact"/>
+        <w:keepLines/>
+        <w:spacing w:before="360" w:after="0" w:line="276" w:lineRule="exact"/>
         <w:ind w:left="4680" w:firstLine="0"/>
+        <w:jc w:val="left"/>
       </w:pPr>
       <w:r>
-        <w:t xml:space="preserve">Rick A. Mickelson</w:t>
+        <w:t xml:space="preserve">/s/ </w:t>
+      </w:r>
+      <w:r>
+        <w:t xml:space="preserve">Rick</w:t>
+      </w:r>
+      <w:r>
+        <w:t xml:space="preserve"> </w:t>
+      </w:r>
+      <w:r>
+        <w:t xml:space="preserve">A.</w:t>
+      </w:r>
+      <w:r>
+        <w:t xml:space="preserve"> </w:t>
+      </w:r>
+      <w:r>
+        <w:t xml:space="preserve">Mickelson</w:t>
       </w:r>
     </w:p>
     <w:p>
       <w:pPr>
         <w:keepNext/>
+        <w:keepLines/>
         <w:spacing w:before="0" w:after="0" w:line="276" w:lineRule="exact"/>
         <w:ind w:left="4680" w:firstLine="0"/>
+        <w:jc w:val="left"/>
       </w:pPr>
       <w:r>
-        <w:t xml:space="preserve">Thesenvitz, Mickelson &amp; Berreau, LLP</w:t>
+        <w:t xml:space="preserve">Rick</w:t>
+      </w:r>
+      <w:r>
+        <w:t xml:space="preserve"> </w:t>
+      </w:r>
+      <w:r>
+        <w:t xml:space="preserve">A.</w:t>
+      </w:r>
+      <w:r>
+        <w:t xml:space="preserve"> </w:t>
+      </w:r>
+      <w:r>
+        <w:t xml:space="preserve">Mickelson</w:t>
       </w:r>
     </w:p>
     <w:p>
       <w:pPr>
         <w:keepNext/>
+        <w:keepLines/>
         <w:spacing w:before="0" w:after="0" w:line="276" w:lineRule="exact"/>
         <w:ind w:left="4680" w:firstLine="0"/>
+        <w:jc w:val="left"/>
       </w:pPr>
       <w:r>
-        <w:t xml:space="preserve">300 N. Dakota Ave. STE 603</w:t>
+        <w:t xml:space="preserve">Thesenvitz,</w:t>
+      </w:r>
+      <w:r>
+        <w:t xml:space="preserve"> </w:t>
+      </w:r>
+      <w:r>
+        <w:t xml:space="preserve">Mickelson</w:t>
+      </w:r>
+      <w:r>
+        <w:t xml:space="preserve"> </w:t>
+      </w:r>
+      <w:r>
+        <w:t xml:space="preserve">&amp;</w:t>
+      </w:r>
+      <w:r>
+        <w:t xml:space="preserve"> </w:t>
+      </w:r>
+      <w:r>
+        <w:t xml:space="preserve">Berreau,</w:t>
+      </w:r>
+      <w:r>
+        <w:t xml:space="preserve"> </w:t>
+      </w:r>
+      <w:r>
+        <w:t xml:space="preserve">LLP</w:t>
       </w:r>
     </w:p>
     <w:p>
       <w:pPr>
         <w:keepNext/>
+        <w:keepLines/>
         <w:spacing w:before="0" w:after="0" w:line="276" w:lineRule="exact"/>
         <w:ind w:left="4680" w:firstLine="0"/>
+        <w:jc w:val="left"/>
       </w:pPr>
       <w:r>
-        <w:t xml:space="preserve">Sioux Falls, SD 57104-6040</w:t>
+        <w:t xml:space="preserve">300</w:t>
+      </w:r>
+      <w:r>
+        <w:t xml:space="preserve"> </w:t>
+      </w:r>
+      <w:r>
+        <w:t xml:space="preserve">N.</w:t>
+      </w:r>
+      <w:r>
+        <w:t xml:space="preserve"> </w:t>
+      </w:r>
+      <w:r>
+        <w:t xml:space="preserve">Dakota</w:t>
+      </w:r>
+      <w:r>
+        <w:t xml:space="preserve"> </w:t>
+      </w:r>
+      <w:r>
+        <w:t xml:space="preserve">Ave.</w:t>
+      </w:r>
+      <w:r>
+        <w:t xml:space="preserve"> </w:t>
+      </w:r>
+      <w:r>
+        <w:t xml:space="preserve">STE</w:t>
+      </w:r>
+      <w:r>
+        <w:t xml:space="preserve"> </w:t>
+      </w:r>
+      <w:r>
+        <w:t xml:space="preserve">603</w:t>
       </w:r>
     </w:p>
     <w:p>
       <w:pPr>
         <w:keepNext/>
+        <w:keepLines/>
         <w:spacing w:before="0" w:after="0" w:line="276" w:lineRule="exact"/>
         <w:ind w:left="4680" w:firstLine="0"/>
+        <w:jc w:val="left"/>
       </w:pPr>
       <w:r>
-        <w:t xml:space="preserve">(605) 334-9448</w:t>
+        <w:t xml:space="preserve">Sioux</w:t>
+      </w:r>
+      <w:r>
+        <w:t xml:space="preserve"> </w:t>
+      </w:r>
+      <w:r>
+        <w:t xml:space="preserve">Falls,</w:t>
+      </w:r>
+      <w:r>
+        <w:t xml:space="preserve"> </w:t>
+      </w:r>
+      <w:r>
+        <w:t xml:space="preserve">SD</w:t>
+      </w:r>
+      <w:r>
+        <w:t xml:space="preserve"> </w:t>
+      </w:r>
+      <w:r>
+        <w:t xml:space="preserve">57104</w:t>
+        <w:noBreakHyphen/>
+        <w:t xml:space="preserve">6040</w:t>
       </w:r>
     </w:p>
     <w:p>
       <w:pPr>
         <w:keepNext/>
+        <w:keepLines/>
         <w:spacing w:before="0" w:after="0" w:line="276" w:lineRule="exact"/>
         <w:ind w:left="4680" w:firstLine="0"/>
+        <w:jc w:val="left"/>
+      </w:pPr>
+      <w:r>
+        <w:t xml:space="preserve">(605)</w:t>
+      </w:r>
+      <w:r>
+        <w:t xml:space="preserve"> </w:t>
+      </w:r>
+      <w:r>
+        <w:t xml:space="preserve">334</w:t>
+        <w:noBreakHyphen/>
+        <w:t xml:space="preserve">9448</w:t>
+      </w:r>
+    </w:p>
+    <w:p>
+      <w:pPr>
+        <w:keepNext/>
+        <w:keepLines/>
+        <w:spacing w:before="0" w:after="0" w:line="276" w:lineRule="exact"/>
+        <w:ind w:left="4680" w:firstLine="0"/>
+        <w:jc w:val="left"/>
       </w:pPr>
       <w:r>
         <w:t xml:space="preserve">rick@sfsdlaw.com</w:t>
@@ -1034,19 +3825,28 @@
       <w:pPr>
         <w:spacing w:before="0" w:after="0" w:line="276" w:lineRule="exact"/>
         <w:ind w:left="4680" w:firstLine="0"/>
+        <w:jc w:val="left"/>
       </w:pPr>
       <w:r>
-        <w:t xml:space="preserve">Attorney for Plaintiff</w:t>
+        <w:t xml:space="preserve">Attorney</w:t>
+      </w:r>
+      <w:r>
+        <w:t xml:space="preserve"> </w:t>
+      </w:r>
+      <w:r>
+        <w:t xml:space="preserve">for</w:t>
+      </w:r>
+      <w:r>
+        <w:t xml:space="preserve"> </w:t>
+      </w:r>
+      <w:r>
+        <w:t xml:space="preserve">Plaintiff</w:t>
       </w:r>
     </w:p>
-    <w:bookmarkEnd w:id="22"/>
     <w:sectPr>
-      <w:footerReference r:id="rId9" w:type="default"/>
-      <w:footnotePr>
-        <w:numRestart w:val="eachSect"/>
-      </w:footnotePr>
-      <w:pgSz w:h="15840" w:w="12240"/>
-      <w:pgMar w:bottom="1440" w:footer="720" w:gutter="0" w:header="720" w:left="1440" w:right="1440" w:top="1440"/>
+      <w:footerReference w:type="default" r:id="rIdFooter1"/>
+      <w:pgSz w:w="12240" w:h="15840"/>
+      <w:pgMar w:top="1440" w:right="1440" w:bottom="1440" w:left="1440" w:header="720" w:footer="735" w:gutter="0"/>
     </w:sectPr>
   </w:body>
 </w:document>
@@ -1060,18 +3860,23 @@
 <w:ftr xmlns:w="http://schemas.openxmlformats.org/wordprocessingml/2006/main" xmlns:r="http://schemas.openxmlformats.org/officeDocument/2006/relationships">
   <w:p>
     <w:pPr>
-      <w:pStyle w:val="Footer"/>
       <w:jc w:val="center"/>
     </w:pPr>
-    <w:fldSimple w:instr=" PAGE ">
-      <w:r>
-        <w:rPr>
-          <w:sz w:val="20"/>
-          <w:szCs w:val="20"/>
-        </w:rPr>
-        <w:t>1</w:t>
-      </w:r>
-    </w:fldSimple>
+    <w:r>
+      <w:fldChar w:fldCharType="begin"/>
+    </w:r>
+    <w:r>
+      <w:instrText xml:space="preserve"> PAGE </w:instrText>
+    </w:r>
+    <w:r>
+      <w:fldChar w:fldCharType="separate"/>
+    </w:r>
+    <w:r>
+      <w:t>1</w:t>
+    </w:r>
+    <w:r>
+      <w:fldChar w:fldCharType="end"/>
+    </w:r>
   </w:p>
 </w:ftr>
 </file>
@@ -1173,311 +3978,705 @@
       </w:pPr>
     </w:lvl>
   </w:abstractNum>
-  <w:abstractNum w:abstractNumId="99411">
-    <w:nsid w:val="00A99411"/>
-    <w:multiLevelType w:val="multilevel"/>
-    <w:lvl w:ilvl="0">
-      <w:start w:val="1"/>
-      <w:numFmt w:val="decimal"/>
-      <w:lvlText w:val="%1."/>
-      <w:lvlJc w:val="left"/>
-      <w:pPr>
-        <w:ind w:left="720" w:hanging="360"/>
-      </w:pPr>
-    </w:lvl>
-    <w:lvl w:ilvl="1">
-      <w:start w:val="1"/>
-      <w:numFmt w:val="decimal"/>
-      <w:lvlText w:val="%2."/>
-      <w:lvlJc w:val="left"/>
-      <w:pPr>
-        <w:ind w:left="1440" w:hanging="360"/>
-      </w:pPr>
-    </w:lvl>
-    <w:lvl w:ilvl="2">
-      <w:start w:val="1"/>
-      <w:numFmt w:val="decimal"/>
-      <w:lvlText w:val="%3."/>
-      <w:lvlJc w:val="left"/>
-      <w:pPr>
-        <w:ind w:left="2160" w:hanging="360"/>
-      </w:pPr>
-    </w:lvl>
-    <w:lvl w:ilvl="3">
-      <w:start w:val="1"/>
-      <w:numFmt w:val="decimal"/>
-      <w:lvlText w:val="%4."/>
-      <w:lvlJc w:val="left"/>
-      <w:pPr>
-        <w:ind w:left="2880" w:hanging="360"/>
-      </w:pPr>
-    </w:lvl>
-    <w:lvl w:ilvl="4">
-      <w:start w:val="1"/>
-      <w:numFmt w:val="decimal"/>
-      <w:lvlText w:val="%5."/>
-      <w:lvlJc w:val="left"/>
-      <w:pPr>
-        <w:ind w:left="3600" w:hanging="360"/>
-      </w:pPr>
-    </w:lvl>
-    <w:lvl w:ilvl="5">
-      <w:start w:val="1"/>
-      <w:numFmt w:val="decimal"/>
-      <w:lvlText w:val="%6."/>
-      <w:lvlJc w:val="left"/>
-      <w:pPr>
-        <w:ind w:left="4320" w:hanging="360"/>
-      </w:pPr>
-    </w:lvl>
-    <w:lvl w:ilvl="6">
-      <w:start w:val="1"/>
-      <w:numFmt w:val="decimal"/>
-      <w:lvlText w:val="%7."/>
-      <w:lvlJc w:val="left"/>
-      <w:pPr>
-        <w:ind w:left="5040" w:hanging="360"/>
-      </w:pPr>
-    </w:lvl>
-    <w:lvl w:ilvl="7">
-      <w:start w:val="1"/>
-      <w:numFmt w:val="decimal"/>
-      <w:lvlText w:val="%8."/>
-      <w:lvlJc w:val="left"/>
-      <w:pPr>
-        <w:ind w:left="5760" w:hanging="360"/>
-      </w:pPr>
-    </w:lvl>
-    <w:lvl w:ilvl="8">
-      <w:start w:val="1"/>
-      <w:numFmt w:val="decimal"/>
-      <w:lvlText w:val="%9."/>
-      <w:lvlJc w:val="left"/>
-      <w:pPr>
-        <w:ind w:left="6480" w:hanging="360"/>
-      </w:pPr>
-    </w:lvl>
-  </w:abstractNum>
   <w:num w:numId="1000">
     <w:abstractNumId w:val="990"/>
-  </w:num>
-  <w:num w:numId="1001">
-    <w:abstractNumId w:val="99411"/>
-    <w:lvlOverride w:ilvl="0">
-      <w:startOverride w:val="1"/>
-    </w:lvlOverride>
-    <w:lvlOverride w:ilvl="1">
-      <w:startOverride w:val="1"/>
-    </w:lvlOverride>
-    <w:lvlOverride w:ilvl="2">
-      <w:startOverride w:val="1"/>
-    </w:lvlOverride>
-    <w:lvlOverride w:ilvl="3">
-      <w:startOverride w:val="1"/>
-    </w:lvlOverride>
-    <w:lvlOverride w:ilvl="4">
-      <w:startOverride w:val="1"/>
-    </w:lvlOverride>
-    <w:lvlOverride w:ilvl="5">
-      <w:startOverride w:val="1"/>
-    </w:lvlOverride>
-    <w:lvlOverride w:ilvl="6">
-      <w:startOverride w:val="1"/>
-    </w:lvlOverride>
-    <w:lvlOverride w:ilvl="7">
-      <w:startOverride w:val="1"/>
-    </w:lvlOverride>
-    <w:lvlOverride w:ilvl="8">
-      <w:startOverride w:val="1"/>
-    </w:lvlOverride>
   </w:num>
 </w:numbering>
 </file>
 
 <file path=word/styles.xml><?xml version="1.0" encoding="utf-8"?>
-<w:styles xmlns:w="http://schemas.openxmlformats.org/wordprocessingml/2006/main">
+<w:styles xmlns:r="http://schemas.openxmlformats.org/officeDocument/2006/relationships" xmlns:w="http://schemas.openxmlformats.org/wordprocessingml/2006/main">
   <w:docDefaults>
     <w:rPrDefault>
       <w:rPr>
-        <w:rFonts w:ascii="EB Garamond" w:cs="EB Garamond" w:eastAsia="EB Garamond" w:hAnsi="EB Garamond"/>
-        <w:color w:val="000000"/>
+        <w:rFonts w:ascii="Times New Roman" w:hAnsi="Times New Roman" w:eastAsia="Times New Roman" w:cs="Times New Roman"/>
         <w:sz w:val="24"/>
         <w:szCs w:val="24"/>
-        <w:lang w:bidi="ar-SA" w:eastAsia="en-US" w:val="en-US"/>
+        <w:lang w:val="en-US" w:eastAsia="zh-CN" w:bidi="ar-SA"/>
       </w:rPr>
     </w:rPrDefault>
     <w:pPrDefault>
       <w:pPr>
-        <w:spacing w:after="0" w:before="0" w:line="276" w:lineRule="exact"/>
+        <w:widowControl/>
+        <w:spacing w:after="0"/>
       </w:pPr>
     </w:pPrDefault>
   </w:docDefaults>
-  <w:style w:default="1" w:styleId="Normal" w:type="paragraph">
+  <w:latentStyles w:defLockedState="0" w:defUIPriority="0" w:defSemiHidden="0" w:defUnhideWhenUsed="0" w:defQFormat="0" w:count="276"/>
+  <w:style w:type="paragraph" w:default="1" w:styleId="Normal">
     <w:name w:val="Normal"/>
     <w:qFormat/>
   </w:style>
-  <w:style w:default="1" w:styleId="DefaultParagraphFont" w:type="character">
-    <w:name w:val="Default Paragraph Font"/>
-    <w:uiPriority w:val="1"/>
-    <w:semiHidden/>
-    <w:unhideWhenUsed/>
-  </w:style>
-  <w:style w:default="1" w:styleId="TableNormal" w:type="table">
-    <w:name w:val="Normal Table"/>
-    <w:uiPriority w:val="99"/>
-    <w:semiHidden/>
-    <w:unhideWhenUsed/>
-    <w:tblPr>
-      <w:tblInd w:type="dxa" w:w="0"/>
-      <w:tblCellMar>
-        <w:top w:type="dxa" w:w="0"/>
-        <w:left w:type="dxa" w:w="108"/>
-        <w:bottom w:type="dxa" w:w="0"/>
-        <w:right w:type="dxa" w:w="108"/>
-      </w:tblCellMar>
-    </w:tblPr>
-  </w:style>
-  <w:style w:default="1" w:styleId="NoList" w:type="numbering">
-    <w:name w:val="No List"/>
-    <w:uiPriority w:val="99"/>
-    <w:semiHidden/>
-    <w:unhideWhenUsed/>
-  </w:style>
-  <w:style w:styleId="BodyText" w:type="paragraph">
+  <w:style w:type="paragraph" w:styleId="BodyText">
     <w:name w:val="Body Text"/>
     <w:basedOn w:val="Normal"/>
+    <w:link w:val="BodyTextChar"/>
     <w:qFormat/>
     <w:pPr>
-      <w:spacing w:after="240" w:before="0"/>
+      <w:spacing w:before="0" w:after="0" w:line="276" w:lineRule="exact"/>
       <w:ind w:firstLine="720"/>
     </w:pPr>
   </w:style>
-  <w:style w:styleId="FirstParagraph" w:type="paragraph">
+  <w:style w:type="paragraph" w:customStyle="1" w:styleId="FirstParagraph">
     <w:name w:val="First Paragraph"/>
     <w:basedOn w:val="BodyText"/>
     <w:next w:val="BodyText"/>
     <w:qFormat/>
   </w:style>
-  <w:style w:customStyle="1" w:styleId="BodyTextKeepNext" w:type="paragraph">
-    <w:name w:val="Body Text Keep Next"/>
-    <w:basedOn w:val="BodyText"/>
-    <w:qFormat/>
-    <w:pPr>
-      <w:keepNext/>
-    </w:pPr>
-  </w:style>
-  <w:style w:styleId="Compact" w:type="paragraph">
+  <w:style w:type="paragraph" w:customStyle="1" w:styleId="Compact">
     <w:name w:val="Compact"/>
     <w:basedOn w:val="BodyText"/>
     <w:qFormat/>
     <w:pPr>
-      <w:spacing w:after="240" w:before="0"/>
-      <w:ind w:firstLine="0"/>
+      <w:spacing w:before="36" w:after="36"/>
     </w:pPr>
   </w:style>
-  <w:style w:styleId="Heading1" w:type="paragraph">
-    <w:name w:val="heading 1"/>
+  <w:style w:type="paragraph" w:styleId="Title">
+    <w:name w:val="Title"/>
     <w:basedOn w:val="Normal"/>
     <w:next w:val="BodyText"/>
-    <w:uiPriority w:val="9"/>
+    <w:link w:val="TitleChar"/>
+    <w:uiPriority w:val="10"/>
+    <w:qFormat/>
+    <w:rsid w:val="00A10FD9"/>
+    <w:pPr>
+      <w:spacing w:after="80" w:line="240" w:lineRule="auto"/>
+      <w:contextualSpacing/>
+      <w:jc w:val="center"/>
+    </w:pPr>
+    <w:rPr>
+      <w:rFonts w:asciiTheme="majorHAnsi" w:eastAsiaTheme="majorEastAsia" w:hAnsiTheme="majorHAnsi" w:cstheme="majorBidi"/>
+      <w:sz w:val="56"/>
+      <w:szCs w:val="56"/>
+    </w:rPr>
+  </w:style>
+  <w:style w:type="character" w:customStyle="1" w:styleId="TitleChar">
+    <w:name w:val="Title Char"/>
+    <w:basedOn w:val="DefaultParagraphFont"/>
+    <w:link w:val="Title"/>
+    <w:uiPriority w:val="10"/>
+    <w:rsid w:val="00A10FD9"/>
+    <w:rPr>
+      <w:rFonts w:asciiTheme="majorHAnsi" w:eastAsiaTheme="majorEastAsia" w:hAnsiTheme="majorHAnsi" w:cstheme="majorBidi"/>
+      <w:sz w:val="56"/>
+      <w:szCs w:val="56"/>
+    </w:rPr>
+  </w:style>
+  <w:style w:type="paragraph" w:styleId="Subtitle">
+    <w:name w:val="Subtitle"/>
+    <w:basedOn w:val="Title"/>
+    <w:next w:val="BodyText"/>
+    <w:link w:val="SubtitleChar"/>
+    <w:uiPriority w:val="11"/>
+    <w:qFormat/>
+    <w:rsid w:val="00A10FD9"/>
+    <w:pPr>
+      <w:numPr>
+        <w:ilvl w:val="1"/>
+      </w:numPr>
+    </w:pPr>
+    <w:rPr>
+      <w:rFonts w:eastAsiaTheme="majorEastAsia" w:cstheme="majorBidi"/>
+      <w:spacing w:val="15"/>
+      <w:sz w:val="28"/>
+      <w:szCs w:val="28"/>
+    </w:rPr>
+  </w:style>
+  <w:style w:type="character" w:customStyle="1" w:styleId="SubtitleChar">
+    <w:name w:val="Subtitle Char"/>
+    <w:basedOn w:val="DefaultParagraphFont"/>
+    <w:link w:val="Subtitle"/>
+    <w:uiPriority w:val="11"/>
+    <w:rsid w:val="00A10FD9"/>
+    <w:rPr>
+      <w:rFonts w:eastAsiaTheme="majorEastAsia" w:cstheme="majorBidi"/>
+      <w:color w:val="595959" w:themeColor="text1" w:themeTint="A6"/>
+      <w:spacing w:val="15"/>
+      <w:sz w:val="28"/>
+      <w:szCs w:val="28"/>
+    </w:rPr>
+  </w:style>
+  <w:style w:type="paragraph" w:customStyle="1" w:styleId="Author">
+    <w:name w:val="Author"/>
+    <w:basedOn w:val="Title"/>
+    <w:next w:val="BodyText"/>
     <w:qFormat/>
     <w:pPr>
       <w:keepNext/>
       <w:keepLines/>
-      <w:spacing w:after="240" w:before="360"/>
+    </w:pPr>
+    <w:rPr>
+      <w:sz w:val="24"/>
+      <w:szCs w:val="24"/>
+    </w:rPr>
+  </w:style>
+  <w:style w:type="paragraph" w:styleId="Date">
+    <w:name w:val="Date"/>
+    <w:basedOn w:val="Title"/>
+    <w:next w:val="BodyText"/>
+    <w:qFormat/>
+    <w:pPr>
+      <w:keepNext/>
+      <w:keepLines/>
+    </w:pPr>
+    <w:rPr>
+      <w:sz w:val="24"/>
+      <w:szCs w:val="24"/>
+    </w:rPr>
+  </w:style>
+  <w:style w:type="paragraph" w:customStyle="1" w:styleId="AbstractTitle">
+    <w:name w:val="Abstract Title"/>
+    <w:basedOn w:val="Normal"/>
+    <w:next w:val="Abstract"/>
+    <w:qFormat/>
+    <w:pPr>
+      <w:keepNext/>
+      <w:keepLines/>
+      <w:spacing w:before="300" w:after="0"/>
+      <w:jc w:val="center"/>
+    </w:pPr>
+    <w:rPr>
+      <w:b/>
+      <w:sz w:val="20"/>
+      <w:szCs w:val="20"/>
+    </w:rPr>
+  </w:style>
+  <w:style w:type="paragraph" w:customStyle="1" w:styleId="Abstract">
+    <w:name w:val="Abstract"/>
+    <w:basedOn w:val="Normal"/>
+    <w:next w:val="BodyText"/>
+    <w:qFormat/>
+    <w:pPr>
+      <w:keepNext/>
+      <w:keepLines/>
+      <w:spacing w:before="100" w:after="300"/>
+    </w:pPr>
+    <w:rPr>
+      <w:sz w:val="20"/>
+      <w:szCs w:val="20"/>
+    </w:rPr>
+  </w:style>
+  <w:style w:type="paragraph" w:styleId="Bibliography">
+    <w:name w:val="Bibliography"/>
+    <w:basedOn w:val="Normal"/>
+    <w:next w:val="Bibliography"/>
+    <w:qFormat/>
+    <w:pPr/>
+    <w:rPr/>
+  </w:style>
+  <w:style w:type="paragraph" w:styleId="Heading1">
+    <w:name w:val="heading 1"/>
+    <w:basedOn w:val="Normal"/>
+    <w:next w:val="BodyText"/>
+    <w:link w:val="Heading1Char"/>
+    <w:uiPriority w:val="9"/>
+    <w:qFormat/>
+    <w:rsid w:val="00A10FD9"/>
+    <w:pPr>
+      <w:keepNext/>
+      <w:keepLines/>
+      <w:spacing w:before="360" w:after="240" w:line="276" w:lineRule="exact"/>
       <w:ind w:firstLine="0"/>
       <w:jc w:val="center"/>
       <w:outlineLvl w:val="0"/>
     </w:pPr>
     <w:rPr>
+      <w:rFonts w:ascii="Times New Roman" w:hAnsi="Times New Roman" w:eastAsia="Times New Roman" w:cs="Times New Roman"/>
       <w:b/>
       <w:bCs/>
-    </w:rPr>
-  </w:style>
-  <w:style w:styleId="Heading2" w:type="paragraph">
+      <w:caps/>
+      <w:color w:val="000000"/>
+      <w:sz w:val="24"/>
+      <w:szCs w:val="24"/>
+    </w:rPr>
+  </w:style>
+  <w:style w:type="paragraph" w:styleId="Heading2">
     <w:name w:val="heading 2"/>
     <w:basedOn w:val="Normal"/>
+    <w:next w:val="BodyText"/>
+    <w:link w:val="Heading2Char"/>
+    <w:uiPriority w:val="9"/>
+    <w:semiHidden/>
+    <w:unhideWhenUsed/>
+    <w:qFormat/>
+    <w:rsid w:val="00A10FD9"/>
+    <w:pPr>
+      <w:keepNext/>
+      <w:keepLines/>
+      <w:spacing w:before="360" w:after="240" w:line="276" w:lineRule="exact"/>
+      <w:ind w:firstLine="0"/>
+      <w:outlineLvl w:val="1"/>
+    </w:pPr>
+    <w:rPr>
+      <w:rFonts w:ascii="Times New Roman" w:hAnsi="Times New Roman" w:eastAsia="Times New Roman" w:cs="Times New Roman"/>
+      <w:b/>
+      <w:bCs/>
+      <w:color w:val="000000"/>
+      <w:sz w:val="24"/>
+      <w:szCs w:val="24"/>
+    </w:rPr>
+  </w:style>
+  <w:style w:type="paragraph" w:styleId="Heading3">
+    <w:name w:val="heading 3"/>
+    <w:basedOn w:val="Normal"/>
+    <w:next w:val="BodyText"/>
+    <w:link w:val="Heading3Char"/>
+    <w:uiPriority w:val="9"/>
+    <w:semiHidden/>
+    <w:unhideWhenUsed/>
+    <w:qFormat/>
+    <w:rsid w:val="00A10FD9"/>
+    <w:pPr>
+      <w:keepNext/>
+      <w:keepLines/>
+      <w:spacing w:before="360" w:after="240" w:line="276" w:lineRule="exact"/>
+      <w:ind w:firstLine="0"/>
+      <w:outlineLvl w:val="2"/>
+    </w:pPr>
+    <w:rPr>
+      <w:rFonts w:ascii="Times New Roman" w:hAnsi="Times New Roman" w:eastAsia="Times New Roman" w:cs="Times New Roman"/>
+      <w:b/>
+      <w:bCs/>
+      <w:color w:val="000000"/>
+      <w:sz w:val="24"/>
+      <w:szCs w:val="24"/>
+    </w:rPr>
+  </w:style>
+  <w:style w:type="paragraph" w:styleId="Heading4">
+    <w:name w:val="heading 4"/>
+    <w:basedOn w:val="Normal"/>
+    <w:next w:val="BodyText"/>
+    <w:link w:val="Heading4Char"/>
+    <w:uiPriority w:val="9"/>
+    <w:semiHidden/>
+    <w:unhideWhenUsed/>
+    <w:qFormat/>
+    <w:rsid w:val="00A10FD9"/>
+    <w:pPr>
+      <w:keepNext/>
+      <w:keepLines/>
+      <w:spacing w:before="360" w:after="240" w:line="276" w:lineRule="exact"/>
+      <w:ind w:firstLine="0"/>
+      <w:outlineLvl w:val="3"/>
+    </w:pPr>
+    <w:rPr>
+      <w:rFonts w:ascii="Times New Roman" w:hAnsi="Times New Roman" w:eastAsia="Times New Roman" w:cs="Times New Roman"/>
+      <w:b/>
+      <w:bCs/>
+      <w:i/>
+      <w:color w:val="000000"/>
+      <w:sz w:val="24"/>
+      <w:szCs w:val="24"/>
+    </w:rPr>
+  </w:style>
+  <w:style w:type="paragraph" w:styleId="Heading5">
+    <w:name w:val="heading 5"/>
+    <w:basedOn w:val="Normal"/>
+    <w:next w:val="BodyText"/>
+    <w:link w:val="Heading5Char"/>
+    <w:uiPriority w:val="9"/>
+    <w:semiHidden/>
+    <w:unhideWhenUsed/>
+    <w:qFormat/>
+    <w:rsid w:val="00A10FD9"/>
+    <w:pPr>
+      <w:keepNext/>
+      <w:keepLines/>
+      <w:spacing w:before="360" w:after="240" w:line="276" w:lineRule="exact"/>
+      <w:ind w:firstLine="0"/>
+      <w:outlineLvl w:val="4"/>
+    </w:pPr>
+    <w:rPr>
+      <w:rFonts w:ascii="Times New Roman" w:hAnsi="Times New Roman" w:eastAsia="Times New Roman" w:cs="Times New Roman"/>
+      <w:b/>
+      <w:bCs/>
+      <w:i/>
+      <w:color w:val="000000"/>
+      <w:sz w:val="24"/>
+      <w:szCs w:val="24"/>
+    </w:rPr>
+  </w:style>
+  <w:style w:type="paragraph" w:styleId="Heading6">
+    <w:name w:val="heading 6"/>
+    <w:basedOn w:val="Normal"/>
+    <w:next w:val="BodyText"/>
+    <w:link w:val="Heading6Char"/>
+    <w:uiPriority w:val="9"/>
+    <w:semiHidden/>
+    <w:unhideWhenUsed/>
+    <w:qFormat/>
+    <w:rsid w:val="00A10FD9"/>
+    <w:pPr>
+      <w:keepNext/>
+      <w:keepLines/>
+      <w:spacing w:before="40" w:after="0"/>
+      <w:outlineLvl w:val="5"/>
+    </w:pPr>
+    <w:rPr>
+      <w:rFonts w:eastAsiaTheme="majorEastAsia" w:cstheme="majorBidi"/>
+      <w:i/>
+      <w:iCs/>
+      <w:color w:val="595959" w:themeColor="text1" w:themeTint="A6"/>
+    </w:rPr>
+  </w:style>
+  <w:style w:type="paragraph" w:styleId="Heading7">
+    <w:name w:val="heading 7"/>
+    <w:basedOn w:val="Normal"/>
+    <w:next w:val="BodyText"/>
+    <w:link w:val="Heading7Char"/>
+    <w:uiPriority w:val="9"/>
+    <w:semiHidden/>
+    <w:unhideWhenUsed/>
+    <w:qFormat/>
+    <w:rsid w:val="00A10FD9"/>
+    <w:pPr>
+      <w:keepNext/>
+      <w:keepLines/>
+      <w:spacing w:before="40" w:after="0"/>
+      <w:outlineLvl w:val="6"/>
+    </w:pPr>
+    <w:rPr>
+      <w:rFonts w:eastAsiaTheme="majorEastAsia" w:cstheme="majorBidi"/>
+      <w:color w:val="595959" w:themeColor="text1" w:themeTint="A6"/>
+    </w:rPr>
+  </w:style>
+  <w:style w:type="paragraph" w:styleId="Heading8">
+    <w:name w:val="heading 8"/>
+    <w:basedOn w:val="Normal"/>
+    <w:next w:val="BodyText"/>
+    <w:link w:val="Heading8Char"/>
+    <w:uiPriority w:val="9"/>
+    <w:semiHidden/>
+    <w:unhideWhenUsed/>
+    <w:qFormat/>
+    <w:rsid w:val="00A10FD9"/>
+    <w:pPr>
+      <w:keepNext/>
+      <w:keepLines/>
+      <w:spacing w:after="0"/>
+      <w:outlineLvl w:val="7"/>
+    </w:pPr>
+    <w:rPr>
+      <w:rFonts w:eastAsiaTheme="majorEastAsia" w:cstheme="majorBidi"/>
+      <w:i/>
+      <w:iCs/>
+      <w:color w:val="272727" w:themeColor="text1" w:themeTint="D8"/>
+    </w:rPr>
+  </w:style>
+  <w:style w:type="paragraph" w:styleId="Heading9">
+    <w:name w:val="heading 9"/>
+    <w:basedOn w:val="Normal"/>
+    <w:next w:val="BodyText"/>
+    <w:link w:val="Heading9Char"/>
+    <w:uiPriority w:val="9"/>
+    <w:semiHidden/>
+    <w:unhideWhenUsed/>
+    <w:qFormat/>
+    <w:rsid w:val="00A10FD9"/>
+    <w:pPr>
+      <w:keepNext/>
+      <w:keepLines/>
+      <w:spacing w:after="0"/>
+      <w:outlineLvl w:val="8"/>
+    </w:pPr>
+    <w:rPr>
+      <w:rFonts w:eastAsiaTheme="majorEastAsia" w:cstheme="majorBidi"/>
+      <w:color w:val="272727" w:themeColor="text1" w:themeTint="D8"/>
+    </w:rPr>
+  </w:style>
+  <w:style w:type="character" w:customStyle="1" w:styleId="Heading1Char">
+    <w:name w:val="Heading 1 Char"/>
+    <w:basedOn w:val="DefaultParagraphFont"/>
+    <w:link w:val="Heading1"/>
+    <w:uiPriority w:val="9"/>
+    <w:rsid w:val="00A10FD9"/>
+    <w:rPr>
+      <w:rFonts w:asciiTheme="majorHAnsi" w:eastAsiaTheme="majorEastAsia" w:hAnsiTheme="majorHAnsi" w:cstheme="majorBidi"/>
+      <w:color w:val="0F4761" w:themeColor="accent1" w:themeShade="BF"/>
+      <w:sz w:val="40"/>
+      <w:szCs w:val="40"/>
+    </w:rPr>
+  </w:style>
+  <w:style w:type="character" w:customStyle="1" w:styleId="Heading2Char">
+    <w:name w:val="Heading 2 Char"/>
+    <w:basedOn w:val="DefaultParagraphFont"/>
+    <w:link w:val="Heading2"/>
+    <w:uiPriority w:val="9"/>
+    <w:semiHidden/>
+    <w:rsid w:val="00A10FD9"/>
+    <w:rPr>
+      <w:rFonts w:asciiTheme="majorHAnsi" w:eastAsiaTheme="majorEastAsia" w:hAnsiTheme="majorHAnsi" w:cstheme="majorBidi"/>
+      <w:color w:val="0F4761" w:themeColor="accent1" w:themeShade="BF"/>
+      <w:sz w:val="32"/>
+      <w:szCs w:val="32"/>
+    </w:rPr>
+  </w:style>
+  <w:style w:type="character" w:customStyle="1" w:styleId="Heading3Char">
+    <w:name w:val="Heading 3 Char"/>
+    <w:basedOn w:val="DefaultParagraphFont"/>
+    <w:link w:val="Heading3"/>
+    <w:uiPriority w:val="9"/>
+    <w:semiHidden/>
+    <w:rsid w:val="00A10FD9"/>
+    <w:rPr>
+      <w:rFonts w:eastAsiaTheme="majorEastAsia" w:cstheme="majorBidi"/>
+      <w:color w:val="0F4761" w:themeColor="accent1" w:themeShade="BF"/>
+      <w:sz w:val="28"/>
+      <w:szCs w:val="28"/>
+    </w:rPr>
+  </w:style>
+  <w:style w:type="character" w:customStyle="1" w:styleId="Heading4Char">
+    <w:name w:val="Heading 4 Char"/>
+    <w:basedOn w:val="DefaultParagraphFont"/>
+    <w:link w:val="Heading4"/>
+    <w:uiPriority w:val="9"/>
+    <w:semiHidden/>
+    <w:rsid w:val="00A10FD9"/>
+    <w:rPr>
+      <w:rFonts w:eastAsiaTheme="majorEastAsia" w:cstheme="majorBidi"/>
+      <w:i/>
+      <w:iCs/>
+      <w:color w:val="0F4761" w:themeColor="accent1" w:themeShade="BF"/>
+    </w:rPr>
+  </w:style>
+  <w:style w:type="character" w:customStyle="1" w:styleId="Heading5Char">
+    <w:name w:val="Heading 5 Char"/>
+    <w:basedOn w:val="DefaultParagraphFont"/>
+    <w:link w:val="Heading5"/>
+    <w:uiPriority w:val="9"/>
+    <w:semiHidden/>
+    <w:rsid w:val="00A10FD9"/>
+    <w:rPr>
+      <w:rFonts w:eastAsiaTheme="majorEastAsia" w:cstheme="majorBidi"/>
+      <w:color w:val="0F4761" w:themeColor="accent1" w:themeShade="BF"/>
+    </w:rPr>
+  </w:style>
+  <w:style w:type="character" w:customStyle="1" w:styleId="Heading6Char">
+    <w:name w:val="Heading 6 Char"/>
+    <w:basedOn w:val="DefaultParagraphFont"/>
+    <w:link w:val="Heading6"/>
+    <w:uiPriority w:val="9"/>
+    <w:semiHidden/>
+    <w:rsid w:val="00A10FD9"/>
+    <w:rPr>
+      <w:rFonts w:eastAsiaTheme="majorEastAsia" w:cstheme="majorBidi"/>
+      <w:i/>
+      <w:iCs/>
+      <w:color w:val="595959" w:themeColor="text1" w:themeTint="A6"/>
+    </w:rPr>
+  </w:style>
+  <w:style w:type="character" w:customStyle="1" w:styleId="Heading7Char">
+    <w:name w:val="Heading 7 Char"/>
+    <w:basedOn w:val="DefaultParagraphFont"/>
+    <w:link w:val="Heading7"/>
+    <w:uiPriority w:val="9"/>
+    <w:semiHidden/>
+    <w:rsid w:val="00A10FD9"/>
+    <w:rPr>
+      <w:rFonts w:eastAsiaTheme="majorEastAsia" w:cstheme="majorBidi"/>
+      <w:color w:val="595959" w:themeColor="text1" w:themeTint="A6"/>
+    </w:rPr>
+  </w:style>
+  <w:style w:type="character" w:customStyle="1" w:styleId="Heading8Char">
+    <w:name w:val="Heading 8 Char"/>
+    <w:basedOn w:val="DefaultParagraphFont"/>
+    <w:link w:val="Heading8"/>
+    <w:uiPriority w:val="9"/>
+    <w:semiHidden/>
+    <w:rsid w:val="00A10FD9"/>
+    <w:rPr>
+      <w:rFonts w:eastAsiaTheme="majorEastAsia" w:cstheme="majorBidi"/>
+      <w:i/>
+      <w:iCs/>
+      <w:color w:val="272727" w:themeColor="text1" w:themeTint="D8"/>
+    </w:rPr>
+  </w:style>
+  <w:style w:type="character" w:customStyle="1" w:styleId="Heading9Char">
+    <w:name w:val="Heading 9 Char"/>
+    <w:basedOn w:val="DefaultParagraphFont"/>
+    <w:link w:val="Heading9"/>
+    <w:uiPriority w:val="9"/>
+    <w:semiHidden/>
+    <w:rsid w:val="00A10FD9"/>
+    <w:rPr>
+      <w:rFonts w:eastAsiaTheme="majorEastAsia" w:cstheme="majorBidi"/>
+      <w:color w:val="272727" w:themeColor="text1" w:themeTint="D8"/>
+    </w:rPr>
+  </w:style>
+  <w:style w:type="paragraph" w:customStyle="1" w:styleId="ListItem">
+    <w:name w:val="List Item"/>
+    <w:basedOn w:val="BodyText"/>
+    <w:qFormat/>
+    <w:pPr>
+      <w:spacing w:before="0" w:after="0" w:line="276" w:lineRule="exact"/>
+      <w:ind w:left="720" w:hanging="720"/>
+    </w:pPr>
+  </w:style>
+  <w:style w:type="paragraph" w:styleId="BlockText">
+    <w:name w:val="Block Text"/>
+    <w:basedOn w:val="BodyText"/>
     <w:next w:val="BodyText"/>
     <w:uiPriority w:val="9"/>
     <w:unhideWhenUsed/>
     <w:qFormat/>
     <w:pPr>
+      <w:spacing w:before="280" w:after="280" w:line="276" w:lineRule="exact"/>
+      <w:ind w:firstLine="0" w:left="720" w:right="720"/>
+    </w:pPr>
+  </w:style>
+  <w:style w:type="paragraph" w:styleId="FootnoteText">
+    <w:name w:val="Footnote Text"/>
+    <w:basedOn w:val="Normal"/>
+    <w:next w:val="FootnoteText"/>
+    <w:uiPriority w:val="9"/>
+    <w:unhideWhenUsed/>
+    <w:qFormat/>
+    <w:pPr>
+      <w:keepLines/>
+      <w:spacing w:before="0" w:after="140" w:line="276" w:lineRule="exact"/>
+    </w:pPr>
+    <w:rPr>
+      <w:sz w:val="24"/>
+      <w:szCs w:val="24"/>
+    </w:rPr>
+  </w:style>
+  <w:style w:type="paragraph" w:styleId="FootnoteBlockText">
+    <w:name w:val="Footnote Block Text"/>
+    <w:basedOn w:val="FootnoteText"/>
+    <w:next w:val="FootnoteText"/>
+    <w:uiPriority w:val="9"/>
+    <w:unhideWhenUsed/>
+    <w:qFormat/>
+    <w:pPr>
+      <w:spacing w:before="280" w:after="280"/>
+      <w:ind w:firstLine="0" w:left="720" w:right="720"/>
+    </w:pPr>
+  </w:style>
+  <w:style w:type="character" w:default="1" w:styleId="DefaultParagraphFont">
+    <w:name w:val="Default Paragraph Font"/>
+    <w:semiHidden/>
+    <w:unhideWhenUsed/>
+  </w:style>
+  <w:style w:type="table" w:default="1" w:styleId="Table">
+    <w:name w:val="Table"/>
+    <w:basedOn w:val="TableNormal"/>
+    <w:qFormat/>
+    <w:tblPr>
+      <w:tblInd w:w="0" w:type="dxa"/>
+      <w:tblCellMar>
+        <w:top w:w="0" w:type="dxa"/>
+        <w:left w:w="108" w:type="dxa"/>
+        <w:bottom w:w="0" w:type="dxa"/>
+        <w:right w:w="108" w:type="dxa"/>
+      </w:tblCellMar>
+    </w:tblPr>
+    <w:tblStylePr w:type="firstRow">
+      <w:tcPr>
+        <w:tcBorders>
+          <w:bottom w:val="single"/>
+        </w:tcBorders>
+        <w:vAlign w:val="bottom"/>
+      </w:tcPr>
+    </w:tblStylePr>
+  </w:style>
+  <w:style w:type="paragraph" w:customStyle="1" w:styleId="DefinitionTerm">
+    <w:name w:val="Definition Term"/>
+    <w:basedOn w:val="Normal"/>
+    <w:next w:val="Definition"/>
+    <w:pPr>
       <w:keepNext/>
       <w:keepLines/>
-      <w:spacing w:after="240" w:before="240"/>
-      <w:ind w:firstLine="0"/>
-      <w:outlineLvl w:val="1"/>
+      <w:spacing w:after="0"/>
     </w:pPr>
     <w:rPr>
       <w:b/>
-      <w:bCs/>
-    </w:rPr>
-  </w:style>
-  <w:style w:styleId="FootnoteText" w:type="paragraph">
-    <w:name w:val="footnote text"/>
+    </w:rPr>
+  </w:style>
+  <w:style w:type="paragraph" w:customStyle="1" w:styleId="Definition">
+    <w:name w:val="Definition"/>
     <w:basedOn w:val="Normal"/>
-    <w:uiPriority w:val="99"/>
+  </w:style>
+  <w:style w:type="paragraph" w:styleId="Caption">
+    <w:name w:val="Caption"/>
+    <w:basedOn w:val="Normal"/>
+    <w:link w:val="BodyTextChar"/>
+    <w:pPr>
+      <w:spacing w:before="0" w:after="120"/>
+    </w:pPr>
+    <w:rPr>
+      <w:i/>
+    </w:rPr>
+  </w:style>
+  <w:style w:type="paragraph" w:customStyle="1" w:styleId="TableCaption">
+    <w:name w:val="Table Caption"/>
+    <w:basedOn w:val="Caption"/>
+    <w:pPr>
+      <w:keepNext/>
+    </w:pPr>
+  </w:style>
+  <w:style w:type="paragraph" w:customStyle="1" w:styleId="ImageCaption">
+    <w:name w:val="Image Caption"/>
+    <w:basedOn w:val="Caption"/>
+  </w:style>
+  <w:style w:type="paragraph" w:customStyle="1" w:styleId="Figure">
+    <w:name w:val="Figure"/>
+    <w:basedOn w:val="Normal"/>
+  </w:style>
+  <w:style w:type="paragraph" w:customStyle="1" w:styleId="CaptionedFigure">
+    <w:name w:val="Captioned Figure"/>
+    <w:basedOn w:val="Figure"/>
+    <w:pPr>
+      <w:keepNext/>
+    </w:pPr>
+  </w:style>
+  <w:style w:type="character" w:customStyle="1" w:styleId="BodyTextChar">
+    <w:name w:val="Body Text Char"/>
+    <w:basedOn w:val="DefaultParagraphFont"/>
+    <w:link w:val="BodyText"/>
+  </w:style>
+  <w:style w:type="character" w:customStyle="1" w:styleId="VerbatimChar">
+    <w:name w:val="Verbatim Char"/>
+    <w:basedOn w:val="BodyTextChar"/>
+    <w:rPr>
+      <w:rFonts w:ascii="Consolas" w:hAnsi="Consolas"/>
+      <w:sz w:val="22"/>
+    </w:rPr>
+  </w:style>
+  <w:style w:type="character" w:customStyle="1" w:styleId="SectionNumber">
+    <w:name w:val="Section Number"/>
+    <w:basedOn w:val="BodyTextChar"/>
+  </w:style>
+  <w:style w:type="character" w:styleId="FootnoteReference">
+    <w:name w:val="Footnote Reference"/>
+    <w:basedOn w:val="BodyTextChar"/>
+    <w:rPr>
+      <w:vertAlign w:val="superscript"/>
+    </w:rPr>
+  </w:style>
+  <w:style w:type="character" w:styleId="Hyperlink">
+    <w:name w:val="Hyperlink"/>
+    <w:basedOn w:val="BodyTextChar"/>
+    <w:rPr>
+      <w:color w:val="000000"/>
+    </w:rPr>
+  </w:style>
+  <w:style w:type="paragraph" w:styleId="TOCHeading">
+    <w:name w:val="TOC Heading"/>
+    <w:basedOn w:val="Heading1"/>
+    <w:next w:val="BodyText"/>
+    <w:uiPriority w:val="39"/>
     <w:unhideWhenUsed/>
+    <w:qFormat/>
     <w:pPr>
-      <w:spacing w:after="0" w:before="0" w:line="240" w:lineRule="auto"/>
-      <w:ind w:firstLine="0"/>
+      <w:spacing w:before="240" w:line="259" w:lineRule="auto"/>
+      <w:outlineLvl w:val="9"/>
     </w:pPr>
     <w:rPr>
-      <w:sz w:val="20"/>
-      <w:szCs w:val="20"/>
-    </w:rPr>
-  </w:style>
-  <w:style w:styleId="FootnoteReference" w:type="character">
-    <w:name w:val="footnote reference"/>
-    <w:basedOn w:val="DefaultParagraphFont"/>
-    <w:uiPriority w:val="99"/>
-    <w:unhideWhenUsed/>
-    <w:rPr>
-      <w:vertAlign w:val="superscript"/>
-    </w:rPr>
-  </w:style>
-  <w:style w:styleId="Hyperlink" w:type="character">
-    <w:name w:val="Hyperlink"/>
-    <w:basedOn w:val="DefaultParagraphFont"/>
-    <w:uiPriority w:val="99"/>
-    <w:unhideWhenUsed/>
-    <w:rPr>
-      <w:color w:val="000000"/>
-      <w:u w:val="single"/>
-    </w:rPr>
-  </w:style>
-  <w:style w:styleId="Footer" w:type="paragraph">
-    <w:name w:val="footer"/>
-    <w:basedOn w:val="Normal"/>
-    <w:uiPriority w:val="99"/>
-    <w:unhideWhenUsed/>
-    <w:pPr>
-      <w:spacing w:after="0" w:before="0" w:line="240" w:lineRule="auto"/>
-      <w:ind w:firstLine="0"/>
-      <w:jc w:val="center"/>
-    </w:pPr>
-    <w:rPr>
-      <w:sz w:val="20"/>
-      <w:szCs w:val="20"/>
-    </w:rPr>
-  </w:style>
-  <w:style w:styleId="Table" w:type="table">
-    <w:name w:val="Table"/>
-    <w:basedOn w:val="TableNormal"/>
-    <w:uiPriority w:val="59"/>
-    <w:pPr>
-      <w:spacing w:after="0" w:line="240" w:lineRule="auto"/>
-    </w:pPr>
-    <w:tblPr>
-      <w:tblBorders>
-        <w:top w:val="nil"/>
-        <w:left w:val="nil"/>
-        <w:bottom w:val="nil"/>
-        <w:right w:val="nil"/>
-        <w:insideH w:val="nil"/>
-        <w:insideV w:val="nil"/>
-      </w:tblBorders>
-    </w:tblPr>
+      <w:rFonts w:asciiTheme="majorHAnsi" w:eastAsiaTheme="majorEastAsia" w:hAnsiTheme="majorHAnsi" w:cstheme="majorBidi"/>
+      <w:b w:val="0"/>
+      <w:bCs w:val="0"/>
+      <w:color w:val="365F91" w:themeColor="accent1" w:themeShade="BF"/>
+    </w:rPr>
   </w:style>
   <w:style w:type="paragraph" w:customStyle="1" w:styleId="SourceCode">
     <w:name w:val="Source Code"/>
